--- a/题库维护标准模板.docx
+++ b/题库维护标准模板.docx
@@ -16,7 +16,7 @@
         <w:jc w:val="left"/>
       </w:pPr>
       <w:r>
-        <w:t>用途：按固定标签维护真题、套题和评分标准，方便后续脚本批量抽取为 JSON/Excel 并导入题库。请保留“# 套题开始 / # 题目开始 / # 题目结束 / # 套题结束”等标记。</w:t>
+        <w:t>用途：按统一标签维护真题、套题、分值和评分标准，方便脚本稳定抽取为 JSON/XLSX 并导入题库。</w:t>
       </w:r>
     </w:p>
     <w:p>
@@ -29,42 +29,58 @@
     </w:p>
     <w:p>
       <w:pPr>
-        <w:pStyle w:val="ListBullet"/>
+        <w:pStyle w:val="ListNumber"/>
       </w:pPr>
       <w:r>
-        <w:t>每套题使用一个“# 套题开始”块，套题内题目按 questionNo 顺序排列。</w:t>
+        <w:t>真实套题标题必须单独成行，并放在本套题第一道题号前；脚本会优先提取该行作为 suiteName。</w:t>
       </w:r>
     </w:p>
     <w:p>
       <w:pPr>
-        <w:pStyle w:val="ListBullet"/>
+        <w:pStyle w:val="ListNumber"/>
       </w:pPr>
       <w:r>
-        <w:t>每道题必须包含题号、省份、题型、题序、题目满分和题干。</w:t>
+        <w:t>套题标题建议使用“2025年7月5日江苏省连云港市连云区事业单位面试题”这类真实中文标题。</w:t>
       </w:r>
     </w:p>
     <w:p>
       <w:pPr>
-        <w:pStyle w:val="ListBullet"/>
+        <w:pStyle w:val="ListNumber"/>
       </w:pPr>
       <w:r>
-        <w:t>评分维度建议使用“名称 | 分值”的格式，便于脚本精确切分。</w:t>
+        <w:t>同一套题内 suiteId/suiteKey 保持一致，questionNo 从 1 开始连续递增。</w:t>
       </w:r>
     </w:p>
     <w:p>
       <w:pPr>
-        <w:pStyle w:val="ListBullet"/>
+        <w:pStyle w:val="ListNumber"/>
       </w:pPr>
       <w:r>
-        <w:t>关键词使用中文分号分隔；评分细则和扣分规则使用短横线逐条列出。</w:t>
+        <w:t>每题必须写明题号、题序、题目满分、题干、评分维度或评分细则。</w:t>
       </w:r>
     </w:p>
     <w:p>
       <w:pPr>
-        <w:pStyle w:val="ListBullet"/>
+        <w:pStyle w:val="ListNumber"/>
       </w:pPr>
       <w:r>
-        <w:t>不要把多个题目写在同一个“# 题目开始”块里。</w:t>
+        <w:t>每题分值以 questionScore/fullScore 为准；整套 answerScoreTotal、appearanceScore、suiteTotalScore 应能互相校验。</w:t>
+      </w:r>
+    </w:p>
+    <w:p>
+      <w:pPr>
+        <w:pStyle w:val="ListNumber"/>
+      </w:pPr>
+      <w:r>
+        <w:t>评分维度建议使用“名称 | 分值”的格式，关键词使用中文分号分隔。</w:t>
+      </w:r>
+    </w:p>
+    <w:p>
+      <w:pPr>
+        <w:pStyle w:val="ListNumber"/>
+      </w:pPr>
+      <w:r>
+        <w:t>不要把多个题目写在同一个“# 题目开始”块里；不要把题号写在套题标题同一行。</w:t>
       </w:r>
     </w:p>
     <w:p>
@@ -72,7 +88,7 @@
         <w:pStyle w:val="Heading2"/>
       </w:pPr>
       <w:r>
-        <w:t>脚本友好字段表</w:t>
+        <w:t>字段表</w:t>
       </w:r>
     </w:p>
     <w:tbl>
@@ -83,68 +99,37 @@
         <w:tblLook w:firstColumn="1" w:firstRow="1" w:lastColumn="0" w:lastRow="0" w:noHBand="0" w:noVBand="1" w:val="04A0"/>
       </w:tblPr>
       <w:tblGrid>
-        <w:gridCol w:w="2484"/>
-        <w:gridCol w:w="2484"/>
-        <w:gridCol w:w="2484"/>
-        <w:gridCol w:w="2484"/>
+        <w:gridCol w:w="3312"/>
+        <w:gridCol w:w="3312"/>
+        <w:gridCol w:w="3312"/>
       </w:tblGrid>
       <w:tr>
         <w:tc>
           <w:tcPr>
-            <w:tcW w:type="dxa" w:w="2484"/>
-            <w:vAlign w:val="top"/>
+            <w:tcW w:type="dxa" w:w="3312"/>
           </w:tcPr>
           <w:p>
             <w:r>
-              <w:rPr>
-                <w:rFonts w:ascii="Arial" w:hAnsi="Arial"/>
-                <w:sz w:val="18"/>
-              </w:rPr>
               <w:t>字段</w:t>
             </w:r>
           </w:p>
         </w:tc>
         <w:tc>
           <w:tcPr>
-            <w:tcW w:type="dxa" w:w="2484"/>
-            <w:vAlign w:val="top"/>
+            <w:tcW w:type="dxa" w:w="3312"/>
           </w:tcPr>
           <w:p>
             <w:r>
-              <w:rPr>
-                <w:rFonts w:ascii="Arial" w:hAnsi="Arial"/>
-                <w:sz w:val="18"/>
-              </w:rPr>
-              <w:t>是否必填</w:t>
+              <w:t>必填级别</w:t>
             </w:r>
           </w:p>
         </w:tc>
         <w:tc>
           <w:tcPr>
-            <w:tcW w:type="dxa" w:w="2484"/>
-            <w:vAlign w:val="top"/>
+            <w:tcW w:type="dxa" w:w="3312"/>
           </w:tcPr>
           <w:p>
             <w:r>
-              <w:rPr>
-                <w:rFonts w:ascii="Arial" w:hAnsi="Arial"/>
-                <w:sz w:val="18"/>
-              </w:rPr>
-              <w:t>格式</w:t>
-            </w:r>
-          </w:p>
-        </w:tc>
-        <w:tc>
-          <w:tcPr>
-            <w:tcW w:type="dxa" w:w="2484"/>
-            <w:vAlign w:val="top"/>
-          </w:tcPr>
-          <w:p>
-            <w:r>
-              <w:rPr>
-                <w:rFonts w:ascii="Arial" w:hAnsi="Arial"/>
-                <w:sz w:val="18"/>
-              </w:rPr>
               <w:t>说明</w:t>
             </w:r>
           </w:p>
@@ -153,61 +138,34 @@
       <w:tr>
         <w:tc>
           <w:tcPr>
-            <w:tcW w:type="dxa" w:w="2484"/>
+            <w:tcW w:type="dxa" w:w="3312"/>
             <w:vAlign w:val="top"/>
           </w:tcPr>
           <w:p>
             <w:r>
-              <w:rPr>
-                <w:rFonts w:ascii="Arial" w:hAnsi="Arial"/>
-                <w:sz w:val="18"/>
-              </w:rPr>
-              <w:t>套题ID</w:t>
+              <w:t>suiteId / suiteKey</w:t>
             </w:r>
           </w:p>
         </w:tc>
         <w:tc>
           <w:tcPr>
-            <w:tcW w:type="dxa" w:w="2484"/>
+            <w:tcW w:type="dxa" w:w="3312"/>
             <w:vAlign w:val="top"/>
           </w:tcPr>
           <w:p>
             <w:r>
-              <w:rPr>
-                <w:rFonts w:ascii="Arial" w:hAnsi="Arial"/>
-                <w:sz w:val="18"/>
-              </w:rPr>
               <w:t>必填</w:t>
             </w:r>
           </w:p>
         </w:tc>
         <w:tc>
           <w:tcPr>
-            <w:tcW w:type="dxa" w:w="2484"/>
+            <w:tcW w:type="dxa" w:w="3312"/>
             <w:vAlign w:val="top"/>
           </w:tcPr>
           <w:p>
             <w:r>
-              <w:rPr>
-                <w:rFonts w:ascii="Arial" w:hAnsi="Arial"/>
-                <w:sz w:val="18"/>
-              </w:rPr>
-              <w:t>AH-SYDW-2026-001</w:t>
-            </w:r>
-          </w:p>
-        </w:tc>
-        <w:tc>
-          <w:tcPr>
-            <w:tcW w:type="dxa" w:w="2484"/>
-            <w:vAlign w:val="top"/>
-          </w:tcPr>
-          <w:p>
-            <w:r>
-              <w:rPr>
-                <w:rFonts w:ascii="Arial" w:hAnsi="Arial"/>
-                <w:sz w:val="18"/>
-              </w:rPr>
-              <w:t>同一套题保持一致</w:t>
+              <w:t>整套试卷的稳定 ID / 分组键，同套题一致。</w:t>
             </w:r>
           </w:p>
         </w:tc>
@@ -215,61 +173,34 @@
       <w:tr>
         <w:tc>
           <w:tcPr>
-            <w:tcW w:type="dxa" w:w="2484"/>
+            <w:tcW w:type="dxa" w:w="3312"/>
             <w:vAlign w:val="top"/>
           </w:tcPr>
           <w:p>
             <w:r>
-              <w:rPr>
-                <w:rFonts w:ascii="Arial" w:hAnsi="Arial"/>
-                <w:sz w:val="18"/>
-              </w:rPr>
-              <w:t>题号</w:t>
+              <w:t>suiteName</w:t>
             </w:r>
           </w:p>
         </w:tc>
         <w:tc>
           <w:tcPr>
-            <w:tcW w:type="dxa" w:w="2484"/>
+            <w:tcW w:type="dxa" w:w="3312"/>
             <w:vAlign w:val="top"/>
           </w:tcPr>
           <w:p>
             <w:r>
-              <w:rPr>
-                <w:rFonts w:ascii="Arial" w:hAnsi="Arial"/>
-                <w:sz w:val="18"/>
-              </w:rPr>
               <w:t>必填</w:t>
             </w:r>
           </w:p>
         </w:tc>
         <w:tc>
           <w:tcPr>
-            <w:tcW w:type="dxa" w:w="2484"/>
+            <w:tcW w:type="dxa" w:w="3312"/>
             <w:vAlign w:val="top"/>
           </w:tcPr>
           <w:p>
             <w:r>
-              <w:rPr>
-                <w:rFonts w:ascii="Arial" w:hAnsi="Arial"/>
-                <w:sz w:val="18"/>
-              </w:rPr>
-              <w:t>AH-SYDW-20260101-01</w:t>
-            </w:r>
-          </w:p>
-        </w:tc>
-        <w:tc>
-          <w:tcPr>
-            <w:tcW w:type="dxa" w:w="2484"/>
-            <w:vAlign w:val="top"/>
-          </w:tcPr>
-          <w:p>
-            <w:r>
-              <w:rPr>
-                <w:rFonts w:ascii="Arial" w:hAnsi="Arial"/>
-                <w:sz w:val="18"/>
-              </w:rPr>
-              <w:t>全库唯一</w:t>
+              <w:t>真实中文套题名，优先来自第一道题号前的独立标题行。</w:t>
             </w:r>
           </w:p>
         </w:tc>
@@ -277,61 +208,34 @@
       <w:tr>
         <w:tc>
           <w:tcPr>
-            <w:tcW w:type="dxa" w:w="2484"/>
+            <w:tcW w:type="dxa" w:w="3312"/>
             <w:vAlign w:val="top"/>
           </w:tcPr>
           <w:p>
             <w:r>
-              <w:rPr>
-                <w:rFonts w:ascii="Arial" w:hAnsi="Arial"/>
-                <w:sz w:val="18"/>
-              </w:rPr>
-              <w:t>省份</w:t>
+              <w:t>examDate</w:t>
             </w:r>
           </w:p>
         </w:tc>
         <w:tc>
           <w:tcPr>
-            <w:tcW w:type="dxa" w:w="2484"/>
+            <w:tcW w:type="dxa" w:w="3312"/>
             <w:vAlign w:val="top"/>
           </w:tcPr>
           <w:p>
             <w:r>
-              <w:rPr>
-                <w:rFonts w:ascii="Arial" w:hAnsi="Arial"/>
-                <w:sz w:val="18"/>
-              </w:rPr>
-              <w:t>必填</w:t>
+              <w:t>建议</w:t>
             </w:r>
           </w:p>
         </w:tc>
         <w:tc>
           <w:tcPr>
-            <w:tcW w:type="dxa" w:w="2484"/>
+            <w:tcW w:type="dxa" w:w="3312"/>
             <w:vAlign w:val="top"/>
           </w:tcPr>
           <w:p>
             <w:r>
-              <w:rPr>
-                <w:rFonts w:ascii="Arial" w:hAnsi="Arial"/>
-                <w:sz w:val="18"/>
-              </w:rPr>
-              <w:t>安徽</w:t>
-            </w:r>
-          </w:p>
-        </w:tc>
-        <w:tc>
-          <w:tcPr>
-            <w:tcW w:type="dxa" w:w="2484"/>
-            <w:vAlign w:val="top"/>
-          </w:tcPr>
-          <w:p>
-            <w:r>
-              <w:rPr>
-                <w:rFonts w:ascii="Arial" w:hAnsi="Arial"/>
-                <w:sz w:val="18"/>
-              </w:rPr>
-              <w:t>后端会归一化</w:t>
+              <w:t>YYYY-MM-DD；脚本也会从中文标题或题号日期推断。</w:t>
             </w:r>
           </w:p>
         </w:tc>
@@ -339,61 +243,34 @@
       <w:tr>
         <w:tc>
           <w:tcPr>
-            <w:tcW w:type="dxa" w:w="2484"/>
+            <w:tcW w:type="dxa" w:w="3312"/>
             <w:vAlign w:val="top"/>
           </w:tcPr>
           <w:p>
             <w:r>
-              <w:rPr>
-                <w:rFonts w:ascii="Arial" w:hAnsi="Arial"/>
-                <w:sz w:val="18"/>
-              </w:rPr>
-              <w:t>题序</w:t>
+              <w:t>province / position / batch</w:t>
             </w:r>
           </w:p>
         </w:tc>
         <w:tc>
           <w:tcPr>
-            <w:tcW w:type="dxa" w:w="2484"/>
+            <w:tcW w:type="dxa" w:w="3312"/>
             <w:vAlign w:val="top"/>
           </w:tcPr>
           <w:p>
             <w:r>
-              <w:rPr>
-                <w:rFonts w:ascii="Arial" w:hAnsi="Arial"/>
-                <w:sz w:val="18"/>
-              </w:rPr>
-              <w:t>必填</w:t>
+              <w:t>建议</w:t>
             </w:r>
           </w:p>
         </w:tc>
         <w:tc>
           <w:tcPr>
-            <w:tcW w:type="dxa" w:w="2484"/>
+            <w:tcW w:type="dxa" w:w="3312"/>
             <w:vAlign w:val="top"/>
           </w:tcPr>
           <w:p>
             <w:r>
-              <w:rPr>
-                <w:rFonts w:ascii="Arial" w:hAnsi="Arial"/>
-                <w:sz w:val="18"/>
-              </w:rPr>
-              <w:t>1</w:t>
-            </w:r>
-          </w:p>
-        </w:tc>
-        <w:tc>
-          <w:tcPr>
-            <w:tcW w:type="dxa" w:w="2484"/>
-            <w:vAlign w:val="top"/>
-          </w:tcPr>
-          <w:p>
-            <w:r>
-              <w:rPr>
-                <w:rFonts w:ascii="Arial" w:hAnsi="Arial"/>
-                <w:sz w:val="18"/>
-              </w:rPr>
-              <w:t>套题内顺序</w:t>
+              <w:t>省份、岗位类别、批次/上午下午场。</w:t>
             </w:r>
           </w:p>
         </w:tc>
@@ -401,61 +278,34 @@
       <w:tr>
         <w:tc>
           <w:tcPr>
-            <w:tcW w:type="dxa" w:w="2484"/>
+            <w:tcW w:type="dxa" w:w="3312"/>
             <w:vAlign w:val="top"/>
           </w:tcPr>
           <w:p>
             <w:r>
-              <w:rPr>
-                <w:rFonts w:ascii="Arial" w:hAnsi="Arial"/>
-                <w:sz w:val="18"/>
-              </w:rPr>
-              <w:t>题目满分</w:t>
+              <w:t>answerScoreTotal / appearanceScore / suiteTotalScore</w:t>
             </w:r>
           </w:p>
         </w:tc>
         <w:tc>
           <w:tcPr>
-            <w:tcW w:type="dxa" w:w="2484"/>
+            <w:tcW w:type="dxa" w:w="3312"/>
             <w:vAlign w:val="top"/>
           </w:tcPr>
           <w:p>
             <w:r>
-              <w:rPr>
-                <w:rFonts w:ascii="Arial" w:hAnsi="Arial"/>
-                <w:sz w:val="18"/>
-              </w:rPr>
-              <w:t>必填</w:t>
+              <w:t>建议</w:t>
             </w:r>
           </w:p>
         </w:tc>
         <w:tc>
           <w:tcPr>
-            <w:tcW w:type="dxa" w:w="2484"/>
+            <w:tcW w:type="dxa" w:w="3312"/>
             <w:vAlign w:val="top"/>
           </w:tcPr>
           <w:p>
             <w:r>
-              <w:rPr>
-                <w:rFonts w:ascii="Arial" w:hAnsi="Arial"/>
-                <w:sz w:val="18"/>
-              </w:rPr>
-              <w:t>25</w:t>
-            </w:r>
-          </w:p>
-        </w:tc>
-        <w:tc>
-          <w:tcPr>
-            <w:tcW w:type="dxa" w:w="2484"/>
-            <w:vAlign w:val="top"/>
-          </w:tcPr>
-          <w:p>
-            <w:r>
-              <w:rPr>
-                <w:rFonts w:ascii="Arial" w:hAnsi="Arial"/>
-                <w:sz w:val="18"/>
-              </w:rPr>
-              <w:t>单题分值</w:t>
+              <w:t>整套答题分、仪态分、总分。</w:t>
             </w:r>
           </w:p>
         </w:tc>
@@ -463,61 +313,34 @@
       <w:tr>
         <w:tc>
           <w:tcPr>
-            <w:tcW w:type="dxa" w:w="2484"/>
+            <w:tcW w:type="dxa" w:w="3312"/>
             <w:vAlign w:val="top"/>
           </w:tcPr>
           <w:p>
             <w:r>
-              <w:rPr>
-                <w:rFonts w:ascii="Arial" w:hAnsi="Arial"/>
-                <w:sz w:val="18"/>
-              </w:rPr>
-              <w:t>评分维度</w:t>
+              <w:t>questionNo</w:t>
             </w:r>
           </w:p>
         </w:tc>
         <w:tc>
           <w:tcPr>
-            <w:tcW w:type="dxa" w:w="2484"/>
+            <w:tcW w:type="dxa" w:w="3312"/>
             <w:vAlign w:val="top"/>
           </w:tcPr>
           <w:p>
             <w:r>
-              <w:rPr>
-                <w:rFonts w:ascii="Arial" w:hAnsi="Arial"/>
-                <w:sz w:val="18"/>
-              </w:rPr>
-              <w:t>建议</w:t>
+              <w:t>必填</w:t>
             </w:r>
           </w:p>
         </w:tc>
         <w:tc>
           <w:tcPr>
-            <w:tcW w:type="dxa" w:w="2484"/>
+            <w:tcW w:type="dxa" w:w="3312"/>
             <w:vAlign w:val="top"/>
           </w:tcPr>
           <w:p>
             <w:r>
-              <w:rPr>
-                <w:rFonts w:ascii="Arial" w:hAnsi="Arial"/>
-                <w:sz w:val="18"/>
-              </w:rPr>
-              <w:t>名称 | 分值</w:t>
-            </w:r>
-          </w:p>
-        </w:tc>
-        <w:tc>
-          <w:tcPr>
-            <w:tcW w:type="dxa" w:w="2484"/>
-            <w:vAlign w:val="top"/>
-          </w:tcPr>
-          <w:p>
-            <w:r>
-              <w:rPr>
-                <w:rFonts w:ascii="Arial" w:hAnsi="Arial"/>
-                <w:sz w:val="18"/>
-              </w:rPr>
-              <w:t>每行一条</w:t>
+              <w:t>套题内题序，从 1 开始。</w:t>
             </w:r>
           </w:p>
         </w:tc>
@@ -525,61 +348,34 @@
       <w:tr>
         <w:tc>
           <w:tcPr>
-            <w:tcW w:type="dxa" w:w="2484"/>
+            <w:tcW w:type="dxa" w:w="3312"/>
             <w:vAlign w:val="top"/>
           </w:tcPr>
           <w:p>
             <w:r>
-              <w:rPr>
-                <w:rFonts w:ascii="Arial" w:hAnsi="Arial"/>
-                <w:sz w:val="18"/>
-              </w:rPr>
-              <w:t>核心关键词</w:t>
+              <w:t>questionScore / fullScore</w:t>
             </w:r>
           </w:p>
         </w:tc>
         <w:tc>
           <w:tcPr>
-            <w:tcW w:type="dxa" w:w="2484"/>
+            <w:tcW w:type="dxa" w:w="3312"/>
             <w:vAlign w:val="top"/>
           </w:tcPr>
           <w:p>
             <w:r>
-              <w:rPr>
-                <w:rFonts w:ascii="Arial" w:hAnsi="Arial"/>
-                <w:sz w:val="18"/>
-              </w:rPr>
-              <w:t>建议</w:t>
+              <w:t>必填</w:t>
             </w:r>
           </w:p>
         </w:tc>
         <w:tc>
           <w:tcPr>
-            <w:tcW w:type="dxa" w:w="2484"/>
+            <w:tcW w:type="dxa" w:w="3312"/>
             <w:vAlign w:val="top"/>
           </w:tcPr>
           <w:p>
             <w:r>
-              <w:rPr>
-                <w:rFonts w:ascii="Arial" w:hAnsi="Arial"/>
-                <w:sz w:val="18"/>
-              </w:rPr>
-              <w:t>词1；词2</w:t>
-            </w:r>
-          </w:p>
-        </w:tc>
-        <w:tc>
-          <w:tcPr>
-            <w:tcW w:type="dxa" w:w="2484"/>
-            <w:vAlign w:val="top"/>
-          </w:tcPr>
-          <w:p>
-            <w:r>
-              <w:rPr>
-                <w:rFonts w:ascii="Arial" w:hAnsi="Arial"/>
-                <w:sz w:val="18"/>
-              </w:rPr>
-              <w:t>用于评分和检索</w:t>
+              <w:t>本题满分。</w:t>
             </w:r>
           </w:p>
         </w:tc>
@@ -587,61 +383,69 @@
       <w:tr>
         <w:tc>
           <w:tcPr>
-            <w:tcW w:type="dxa" w:w="2484"/>
+            <w:tcW w:type="dxa" w:w="3312"/>
             <w:vAlign w:val="top"/>
           </w:tcPr>
           <w:p>
             <w:r>
-              <w:rPr>
-                <w:rFonts w:ascii="Arial" w:hAnsi="Arial"/>
-                <w:sz w:val="18"/>
-              </w:rPr>
-              <w:t>参考答案</w:t>
+              <w:t>prepTime / answerTime</w:t>
             </w:r>
           </w:p>
         </w:tc>
         <w:tc>
           <w:tcPr>
-            <w:tcW w:type="dxa" w:w="2484"/>
+            <w:tcW w:type="dxa" w:w="3312"/>
             <w:vAlign w:val="top"/>
           </w:tcPr>
           <w:p>
             <w:r>
-              <w:rPr>
-                <w:rFonts w:ascii="Arial" w:hAnsi="Arial"/>
-                <w:sz w:val="18"/>
-              </w:rPr>
               <w:t>建议</w:t>
             </w:r>
           </w:p>
         </w:tc>
         <w:tc>
           <w:tcPr>
-            <w:tcW w:type="dxa" w:w="2484"/>
+            <w:tcW w:type="dxa" w:w="3312"/>
             <w:vAlign w:val="top"/>
           </w:tcPr>
           <w:p>
             <w:r>
-              <w:rPr>
-                <w:rFonts w:ascii="Arial" w:hAnsi="Arial"/>
-                <w:sz w:val="18"/>
-              </w:rPr>
-              <w:t>完整文本</w:t>
+              <w:t>备考和作答秒数。</w:t>
+            </w:r>
+          </w:p>
+        </w:tc>
+      </w:tr>
+      <w:tr>
+        <w:tc>
+          <w:tcPr>
+            <w:tcW w:type="dxa" w:w="3312"/>
+            <w:vAlign w:val="top"/>
+          </w:tcPr>
+          <w:p>
+            <w:r>
+              <w:t>sourceDocument / sourcePage / notes</w:t>
             </w:r>
           </w:p>
         </w:tc>
         <w:tc>
           <w:tcPr>
-            <w:tcW w:type="dxa" w:w="2484"/>
+            <w:tcW w:type="dxa" w:w="3312"/>
             <w:vAlign w:val="top"/>
           </w:tcPr>
           <w:p>
             <w:r>
-              <w:rPr>
-                <w:rFonts w:ascii="Arial" w:hAnsi="Arial"/>
-                <w:sz w:val="18"/>
-              </w:rPr>
-              <w:t>用于模型校准</w:t>
+              <w:t>建议</w:t>
+            </w:r>
+          </w:p>
+        </w:tc>
+        <w:tc>
+          <w:tcPr>
+            <w:tcW w:type="dxa" w:w="3312"/>
+            <w:vAlign w:val="top"/>
+          </w:tcPr>
+          <w:p>
+            <w:r>
+              <w:t>来源文件、页码或维护备注。</w:t>
             </w:r>
           </w:p>
         </w:tc>
@@ -658,550 +462,347 @@
     <w:p>
       <w:r>
         <w:rPr>
-          <w:rFonts w:ascii="Arial" w:hAnsi="Arial"/>
           <w:b/>
-          <w:sz w:val="19"/>
+        </w:rPr>
+        <w:t>2026年安徽事业单位面试全真模拟卷一</w:t>
+      </w:r>
+    </w:p>
+    <w:p>
+      <w:r>
+        <w:rPr>
+          <w:b/>
         </w:rPr>
         <w:t># 套题开始</w:t>
       </w:r>
     </w:p>
     <w:p>
       <w:r>
-        <w:rPr>
-          <w:rFonts w:ascii="Arial" w:hAnsi="Arial"/>
-          <w:sz w:val="19"/>
-        </w:rPr>
         <w:t>套题ID：AH-SYDW-2026-001</w:t>
       </w:r>
     </w:p>
     <w:p>
       <w:r>
-        <w:rPr>
-          <w:rFonts w:ascii="Arial" w:hAnsi="Arial"/>
-          <w:sz w:val="19"/>
-        </w:rPr>
+        <w:t>套题Key：AH-SYDW-2026-001</w:t>
+      </w:r>
+    </w:p>
+    <w:p>
+      <w:r>
         <w:t>套题名称：2026年安徽事业单位面试全真模拟卷一</w:t>
       </w:r>
     </w:p>
     <w:p>
       <w:r>
-        <w:rPr>
-          <w:rFonts w:ascii="Arial" w:hAnsi="Arial"/>
-          <w:sz w:val="19"/>
-        </w:rPr>
         <w:t>省份：安徽</w:t>
       </w:r>
     </w:p>
     <w:p>
       <w:r>
-        <w:rPr>
-          <w:rFonts w:ascii="Arial" w:hAnsi="Arial"/>
-          <w:sz w:val="19"/>
-        </w:rPr>
         <w:t>岗位/类别：综合管理岗</w:t>
       </w:r>
     </w:p>
     <w:p>
       <w:r>
-        <w:rPr>
-          <w:rFonts w:ascii="Arial" w:hAnsi="Arial"/>
-          <w:sz w:val="19"/>
-        </w:rPr>
         <w:t>考试日期：2026-01-01</w:t>
       </w:r>
     </w:p>
     <w:p>
       <w:r>
-        <w:rPr>
-          <w:rFonts w:ascii="Arial" w:hAnsi="Arial"/>
-          <w:sz w:val="19"/>
-        </w:rPr>
         <w:t>批次：第一批次</w:t>
       </w:r>
     </w:p>
     <w:p>
       <w:r>
-        <w:rPr>
-          <w:rFonts w:ascii="Arial" w:hAnsi="Arial"/>
-          <w:sz w:val="19"/>
-        </w:rPr>
+        <w:t>答题总分：95</w:t>
+      </w:r>
+    </w:p>
+    <w:p>
+      <w:r>
+        <w:t>仪态分：5</w:t>
+      </w:r>
+    </w:p>
+    <w:p>
+      <w:r>
         <w:t>套题总分：100</w:t>
       </w:r>
     </w:p>
     <w:p>
       <w:r>
-        <w:rPr>
-          <w:rFonts w:ascii="Arial" w:hAnsi="Arial"/>
-          <w:sz w:val="19"/>
-        </w:rPr>
         <w:t>来源文档：2026安徽事业单位面试真题.docx</w:t>
       </w:r>
     </w:p>
     <w:p>
       <w:r>
-        <w:rPr>
-          <w:rFonts w:ascii="Arial" w:hAnsi="Arial"/>
-          <w:sz w:val="19"/>
-        </w:rPr>
-        <w:t>备注：可记录页码、上午/下午场、资料来源等。</w:t>
+        <w:t>来源页码：第1页</w:t>
       </w:r>
     </w:p>
     <w:p>
       <w:r>
-        <w:rPr>
-          <w:rFonts w:ascii="Arial" w:hAnsi="Arial"/>
-          <w:sz w:val="19"/>
-        </w:rPr>
+        <w:t>备注：可记录上午/下午场、资料来源、维护人等。</w:t>
       </w:r>
     </w:p>
+    <w:p/>
     <w:p>
       <w:r>
         <w:rPr>
-          <w:rFonts w:ascii="Arial" w:hAnsi="Arial"/>
           <w:b/>
-          <w:sz w:val="19"/>
         </w:rPr>
         <w:t># 题目开始</w:t>
       </w:r>
     </w:p>
     <w:p>
       <w:r>
-        <w:rPr>
-          <w:rFonts w:ascii="Arial" w:hAnsi="Arial"/>
-          <w:sz w:val="19"/>
-        </w:rPr>
         <w:t>题号：AH-SYDW-20260101-01</w:t>
       </w:r>
     </w:p>
     <w:p>
       <w:r>
-        <w:rPr>
-          <w:rFonts w:ascii="Arial" w:hAnsi="Arial"/>
-          <w:sz w:val="19"/>
-        </w:rPr>
         <w:t>题序：1</w:t>
       </w:r>
     </w:p>
     <w:p>
       <w:r>
-        <w:rPr>
-          <w:rFonts w:ascii="Arial" w:hAnsi="Arial"/>
-          <w:sz w:val="19"/>
-        </w:rPr>
         <w:t>省份：安徽</w:t>
       </w:r>
     </w:p>
     <w:p>
       <w:r>
-        <w:rPr>
-          <w:rFonts w:ascii="Arial" w:hAnsi="Arial"/>
-          <w:sz w:val="19"/>
-        </w:rPr>
         <w:t>题型：综合分析·基层治理</w:t>
       </w:r>
     </w:p>
     <w:p>
       <w:r>
-        <w:rPr>
-          <w:rFonts w:ascii="Arial" w:hAnsi="Arial"/>
-          <w:sz w:val="19"/>
-        </w:rPr>
         <w:t>能力维度：analysis</w:t>
       </w:r>
     </w:p>
     <w:p>
       <w:r>
-        <w:rPr>
-          <w:rFonts w:ascii="Arial" w:hAnsi="Arial"/>
-          <w:sz w:val="19"/>
-        </w:rPr>
         <w:t>题目满分：25</w:t>
       </w:r>
     </w:p>
     <w:p>
       <w:r>
-        <w:rPr>
-          <w:rFonts w:ascii="Arial" w:hAnsi="Arial"/>
-          <w:sz w:val="19"/>
-        </w:rPr>
         <w:t>备考秒数：90</w:t>
       </w:r>
     </w:p>
     <w:p>
       <w:r>
-        <w:rPr>
-          <w:rFonts w:ascii="Arial" w:hAnsi="Arial"/>
-          <w:sz w:val="19"/>
-        </w:rPr>
         <w:t>作答秒数：180</w:t>
       </w:r>
     </w:p>
     <w:p>
       <w:r>
-        <w:rPr>
-          <w:rFonts w:ascii="Arial" w:hAnsi="Arial"/>
-          <w:sz w:val="19"/>
-        </w:rPr>
         <w:t>标签：安徽；事业单位；综合分析；基层治理；全真模拟</w:t>
       </w:r>
     </w:p>
+    <w:p/>
     <w:p>
       <w:r>
-        <w:rPr>
-          <w:rFonts w:ascii="Arial" w:hAnsi="Arial"/>
-          <w:sz w:val="19"/>
-        </w:rPr>
-      </w:r>
-    </w:p>
-    <w:p>
-      <w:r>
-        <w:rPr>
-          <w:rFonts w:ascii="Arial" w:hAnsi="Arial"/>
-          <w:sz w:val="19"/>
-        </w:rPr>
         <w:t>题干：</w:t>
       </w:r>
     </w:p>
     <w:p>
       <w:r>
-        <w:rPr>
-          <w:rFonts w:ascii="Arial" w:hAnsi="Arial"/>
-          <w:sz w:val="19"/>
-        </w:rPr>
         <w:t>某地推进基层治理数字化，但部分群众反映线上流程复杂、线下窗口减少。对此你怎么看？（25分）</w:t>
       </w:r>
     </w:p>
+    <w:p/>
     <w:p>
       <w:r>
-        <w:rPr>
-          <w:rFonts w:ascii="Arial" w:hAnsi="Arial"/>
-          <w:sz w:val="19"/>
-        </w:rPr>
-      </w:r>
-    </w:p>
-    <w:p>
-      <w:r>
-        <w:rPr>
-          <w:rFonts w:ascii="Arial" w:hAnsi="Arial"/>
-          <w:sz w:val="19"/>
-        </w:rPr>
         <w:t>评分维度：</w:t>
       </w:r>
     </w:p>
     <w:p>
       <w:r>
-        <w:rPr>
-          <w:rFonts w:ascii="Arial" w:hAnsi="Arial"/>
-          <w:sz w:val="19"/>
-        </w:rPr>
         <w:t>1. 观点明确，能辩证看待数字治理与群众便利的关系 | 5分</w:t>
       </w:r>
     </w:p>
     <w:p>
       <w:r>
-        <w:rPr>
-          <w:rFonts w:ascii="Arial" w:hAnsi="Arial"/>
-          <w:sz w:val="19"/>
-        </w:rPr>
         <w:t>2. 分析充分，能指出效率提升、适老化不足、线下兜底等关键矛盾 | 8分</w:t>
       </w:r>
     </w:p>
     <w:p>
       <w:r>
-        <w:rPr>
-          <w:rFonts w:ascii="Arial" w:hAnsi="Arial"/>
-          <w:sz w:val="19"/>
-        </w:rPr>
         <w:t>3. 对策可行，能提出流程优化、帮办代办、保留窗口、反馈闭环等措施 | 8分</w:t>
       </w:r>
     </w:p>
     <w:p>
       <w:r>
-        <w:rPr>
-          <w:rFonts w:ascii="Arial" w:hAnsi="Arial"/>
-          <w:sz w:val="19"/>
-        </w:rPr>
         <w:t>4. 表达清晰，结构完整，语言规范 | 4分</w:t>
       </w:r>
     </w:p>
+    <w:p/>
     <w:p>
       <w:r>
-        <w:rPr>
-          <w:rFonts w:ascii="Arial" w:hAnsi="Arial"/>
-          <w:sz w:val="19"/>
-        </w:rPr>
-      </w:r>
-    </w:p>
-    <w:p>
-      <w:r>
-        <w:rPr>
-          <w:rFonts w:ascii="Arial" w:hAnsi="Arial"/>
-          <w:sz w:val="19"/>
-        </w:rPr>
         <w:t>核心关键词：基层治理；数字化；群众便利；线下兜底</w:t>
       </w:r>
     </w:p>
     <w:p>
       <w:r>
-        <w:rPr>
-          <w:rFonts w:ascii="Arial" w:hAnsi="Arial"/>
-          <w:sz w:val="19"/>
-        </w:rPr>
         <w:t>强关联关键词：适老化；帮办代办；反馈闭环</w:t>
       </w:r>
     </w:p>
     <w:p>
       <w:r>
-        <w:rPr>
-          <w:rFonts w:ascii="Arial" w:hAnsi="Arial"/>
-          <w:sz w:val="19"/>
-        </w:rPr>
         <w:t>弱关联关键词：窗口服务；流程优化</w:t>
       </w:r>
     </w:p>
     <w:p>
       <w:r>
-        <w:rPr>
-          <w:rFonts w:ascii="Arial" w:hAnsi="Arial"/>
-          <w:sz w:val="19"/>
-        </w:rPr>
         <w:t>加分关键词：以人民为中心；长效机制；数据赋能</w:t>
       </w:r>
     </w:p>
     <w:p>
       <w:r>
-        <w:rPr>
-          <w:rFonts w:ascii="Arial" w:hAnsi="Arial"/>
-          <w:sz w:val="19"/>
-        </w:rPr>
         <w:t>扣分关键词：只谈技术不谈群众；脱离题意；对策空泛</w:t>
       </w:r>
     </w:p>
+    <w:p/>
     <w:p>
       <w:r>
-        <w:rPr>
-          <w:rFonts w:ascii="Arial" w:hAnsi="Arial"/>
-          <w:sz w:val="19"/>
-        </w:rPr>
-      </w:r>
-    </w:p>
-    <w:p>
-      <w:r>
-        <w:rPr>
-          <w:rFonts w:ascii="Arial" w:hAnsi="Arial"/>
-          <w:sz w:val="19"/>
-        </w:rPr>
         <w:t>评分细则：</w:t>
       </w:r>
     </w:p>
     <w:p>
       <w:r>
-        <w:rPr>
-          <w:rFonts w:ascii="Arial" w:hAnsi="Arial"/>
-          <w:sz w:val="19"/>
-        </w:rPr>
         <w:t>- 观点明确（5分）：能指出数字治理应服务群众，而不是让群众迁就系统。</w:t>
       </w:r>
     </w:p>
     <w:p>
       <w:r>
-        <w:rPr>
-          <w:rFonts w:ascii="Arial" w:hAnsi="Arial"/>
-          <w:sz w:val="19"/>
-        </w:rPr>
         <w:t>- 分析充分（8分）：能同时看到效率价值和特殊群体使用门槛。</w:t>
       </w:r>
     </w:p>
     <w:p>
       <w:r>
-        <w:rPr>
-          <w:rFonts w:ascii="Arial" w:hAnsi="Arial"/>
-          <w:sz w:val="19"/>
-        </w:rPr>
         <w:t>- 对策可行（8分）：措施具体，兼顾线上优化和线下兜底。</w:t>
       </w:r>
     </w:p>
     <w:p>
       <w:r>
-        <w:rPr>
-          <w:rFonts w:ascii="Arial" w:hAnsi="Arial"/>
-          <w:sz w:val="19"/>
-        </w:rPr>
         <w:t>- 表达清晰（4分）：结构完整，语言规范。</w:t>
       </w:r>
     </w:p>
+    <w:p/>
     <w:p>
       <w:r>
-        <w:rPr>
-          <w:rFonts w:ascii="Arial" w:hAnsi="Arial"/>
-          <w:sz w:val="19"/>
-        </w:rPr>
-      </w:r>
-    </w:p>
-    <w:p>
-      <w:r>
-        <w:rPr>
-          <w:rFonts w:ascii="Arial" w:hAnsi="Arial"/>
-          <w:sz w:val="19"/>
-        </w:rPr>
         <w:t>扣分规则：</w:t>
       </w:r>
     </w:p>
     <w:p>
       <w:r>
-        <w:rPr>
-          <w:rFonts w:ascii="Arial" w:hAnsi="Arial"/>
-          <w:sz w:val="19"/>
-        </w:rPr>
         <w:t>- 完全脱离题意扣8-12分。</w:t>
       </w:r>
     </w:p>
     <w:p>
       <w:r>
-        <w:rPr>
-          <w:rFonts w:ascii="Arial" w:hAnsi="Arial"/>
-          <w:sz w:val="19"/>
-        </w:rPr>
         <w:t>- 只有表态无分析扣4-6分。</w:t>
       </w:r>
     </w:p>
     <w:p>
       <w:r>
-        <w:rPr>
-          <w:rFonts w:ascii="Arial" w:hAnsi="Arial"/>
-          <w:sz w:val="19"/>
-        </w:rPr>
         <w:t>- 无具体对策扣3-5分。</w:t>
       </w:r>
     </w:p>
+    <w:p/>
     <w:p>
       <w:r>
-        <w:rPr>
-          <w:rFonts w:ascii="Arial" w:hAnsi="Arial"/>
-          <w:sz w:val="19"/>
-        </w:rPr>
-      </w:r>
-    </w:p>
-    <w:p>
-      <w:r>
-        <w:rPr>
-          <w:rFonts w:ascii="Arial" w:hAnsi="Arial"/>
-          <w:sz w:val="19"/>
-        </w:rPr>
         <w:t>参考答案：</w:t>
       </w:r>
     </w:p>
     <w:p>
       <w:r>
-        <w:rPr>
-          <w:rFonts w:ascii="Arial" w:hAnsi="Arial"/>
-          <w:sz w:val="19"/>
-        </w:rPr>
         <w:t>参考作答应围绕数字治理的初衷、当前痛点和改进路径展开。首先肯定数字化提升办理效率，但也要看到部分群众尤其老年群体存在不会用、不敢用、用不好等问题。下一步应优化线上流程，保留必要线下窗口，建立帮办代办机制，并通过群众反馈持续迭代系统。</w:t>
       </w:r>
     </w:p>
+    <w:p/>
     <w:p>
       <w:r>
-        <w:rPr>
-          <w:rFonts w:ascii="Arial" w:hAnsi="Arial"/>
-          <w:sz w:val="19"/>
-        </w:rPr>
-      </w:r>
-    </w:p>
-    <w:p>
-      <w:r>
-        <w:rPr>
-          <w:rFonts w:ascii="Arial" w:hAnsi="Arial"/>
-          <w:sz w:val="19"/>
-        </w:rPr>
         <w:t>分数档：</w:t>
       </w:r>
     </w:p>
     <w:p>
       <w:r>
-        <w:rPr>
-          <w:rFonts w:ascii="Arial" w:hAnsi="Arial"/>
-          <w:sz w:val="19"/>
-        </w:rPr>
         <w:t>- 严重偏离 | 0-13.7 | 观点错误或明显脱题，缺少有效分析。</w:t>
       </w:r>
     </w:p>
     <w:p>
       <w:r>
-        <w:rPr>
-          <w:rFonts w:ascii="Arial" w:hAnsi="Arial"/>
-          <w:sz w:val="19"/>
-        </w:rPr>
         <w:t>- 基本合格 | 13.8-17.5 | 能回应题目，但分析和对策较泛。</w:t>
       </w:r>
     </w:p>
     <w:p>
       <w:r>
-        <w:rPr>
-          <w:rFonts w:ascii="Arial" w:hAnsi="Arial"/>
-          <w:sz w:val="19"/>
-        </w:rPr>
         <w:t>- 微微偏离 | 17.6-21.2 | 主线正确，部分要点展开不足。</w:t>
       </w:r>
     </w:p>
     <w:p>
       <w:r>
-        <w:rPr>
-          <w:rFonts w:ascii="Arial" w:hAnsi="Arial"/>
-          <w:sz w:val="19"/>
-        </w:rPr>
         <w:t>- 预期范围 | 21.3-25 | 结构完整、要点充分、表达自然。</w:t>
       </w:r>
     </w:p>
+    <w:p/>
     <w:p>
       <w:r>
-        <w:rPr>
-          <w:rFonts w:ascii="Arial" w:hAnsi="Arial"/>
-          <w:sz w:val="19"/>
-        </w:rPr>
-      </w:r>
-    </w:p>
-    <w:p>
-      <w:r>
-        <w:rPr>
-          <w:rFonts w:ascii="Arial" w:hAnsi="Arial"/>
-          <w:sz w:val="19"/>
-        </w:rPr>
         <w:t>回归样例：</w:t>
       </w:r>
     </w:p>
     <w:p>
       <w:r>
-        <w:rPr>
-          <w:rFonts w:ascii="Arial" w:hAnsi="Arial"/>
-          <w:sz w:val="19"/>
-        </w:rPr>
         <w:t>- caseId：AH-SYDW-20260101-01-A | answerType：high | expected：21-25 | answer：示例高分作答文本。</w:t>
       </w:r>
     </w:p>
     <w:p>
       <w:r>
-        <w:rPr>
-          <w:rFonts w:ascii="Arial" w:hAnsi="Arial"/>
-          <w:sz w:val="19"/>
-        </w:rPr>
         <w:t>- caseId：AH-SYDW-20260101-01-B | answerType：low | expected：0-14 | answer：示例低分作答文本。</w:t>
       </w:r>
     </w:p>
     <w:p>
       <w:r>
         <w:rPr>
-          <w:rFonts w:ascii="Arial" w:hAnsi="Arial"/>
-          <w:sz w:val="19"/>
+          <w:b/>
         </w:rPr>
+        <w:t># 题目结束</w:t>
+      </w:r>
+    </w:p>
+    <w:p/>
+    <w:p>
+      <w:r>
+        <w:rPr>
+          <w:b/>
+        </w:rPr>
+        <w:t># 题目开始</w:t>
+      </w:r>
+    </w:p>
+    <w:p>
+      <w:r>
+        <w:t>题号：AH-SYDW-20260101-02</w:t>
+      </w:r>
+    </w:p>
+    <w:p>
+      <w:r>
+        <w:t>题序：2</w:t>
+      </w:r>
+    </w:p>
+    <w:p>
+      <w:r>
+        <w:t>题型：组织管理·调研宣传</w:t>
+      </w:r>
+    </w:p>
+    <w:p>
+      <w:r>
+        <w:t>题目满分：25</w:t>
+      </w:r>
+    </w:p>
+    <w:p>
+      <w:r>
+        <w:t>题干：单位准备开展便民政策宣传活动，领导交给你组织，你会怎么做？（25分）</w:t>
       </w:r>
     </w:p>
     <w:p>
       <w:r>
         <w:rPr>
-          <w:rFonts w:ascii="Arial" w:hAnsi="Arial"/>
           <w:b/>
-          <w:sz w:val="19"/>
         </w:rPr>
         <w:t># 题目结束</w:t>
       </w:r>
@@ -1209,399 +810,14 @@
     <w:p>
       <w:r>
         <w:rPr>
-          <w:rFonts w:ascii="Arial" w:hAnsi="Arial"/>
-          <w:sz w:val="19"/>
-        </w:rPr>
-      </w:r>
-    </w:p>
-    <w:p>
-      <w:r>
-        <w:rPr>
-          <w:rFonts w:ascii="Arial" w:hAnsi="Arial"/>
           <w:b/>
-          <w:sz w:val="19"/>
-        </w:rPr>
-        <w:t># 题目开始</w:t>
-      </w:r>
-    </w:p>
-    <w:p>
-      <w:r>
-        <w:rPr>
-          <w:rFonts w:ascii="Arial" w:hAnsi="Arial"/>
-          <w:sz w:val="19"/>
-        </w:rPr>
-        <w:t>题号：AH-SYDW-20260101-02</w:t>
-      </w:r>
-    </w:p>
-    <w:p>
-      <w:r>
-        <w:rPr>
-          <w:rFonts w:ascii="Arial" w:hAnsi="Arial"/>
-          <w:sz w:val="19"/>
-        </w:rPr>
-        <w:t>题序：2</w:t>
-      </w:r>
-    </w:p>
-    <w:p>
-      <w:r>
-        <w:rPr>
-          <w:rFonts w:ascii="Arial" w:hAnsi="Arial"/>
-          <w:sz w:val="19"/>
-        </w:rPr>
-        <w:t>省份：安徽</w:t>
-      </w:r>
-    </w:p>
-    <w:p>
-      <w:r>
-        <w:rPr>
-          <w:rFonts w:ascii="Arial" w:hAnsi="Arial"/>
-          <w:sz w:val="19"/>
-        </w:rPr>
-        <w:t>题型：组织管理·调研宣传</w:t>
-      </w:r>
-    </w:p>
-    <w:p>
-      <w:r>
-        <w:rPr>
-          <w:rFonts w:ascii="Arial" w:hAnsi="Arial"/>
-          <w:sz w:val="19"/>
-        </w:rPr>
-        <w:t>能力维度：practical</w:t>
-      </w:r>
-    </w:p>
-    <w:p>
-      <w:r>
-        <w:rPr>
-          <w:rFonts w:ascii="Arial" w:hAnsi="Arial"/>
-          <w:sz w:val="19"/>
-        </w:rPr>
-        <w:t>题目满分：25</w:t>
-      </w:r>
-    </w:p>
-    <w:p>
-      <w:r>
-        <w:rPr>
-          <w:rFonts w:ascii="Arial" w:hAnsi="Arial"/>
-          <w:sz w:val="19"/>
-        </w:rPr>
-        <w:t>备考秒数：90</w:t>
-      </w:r>
-    </w:p>
-    <w:p>
-      <w:r>
-        <w:rPr>
-          <w:rFonts w:ascii="Arial" w:hAnsi="Arial"/>
-          <w:sz w:val="19"/>
-        </w:rPr>
-        <w:t>作答秒数：180</w:t>
-      </w:r>
-    </w:p>
-    <w:p>
-      <w:r>
-        <w:rPr>
-          <w:rFonts w:ascii="Arial" w:hAnsi="Arial"/>
-          <w:sz w:val="19"/>
-        </w:rPr>
-        <w:t>标签：安徽；事业单位；组织管理；全真模拟</w:t>
-      </w:r>
-    </w:p>
-    <w:p>
-      <w:r>
-        <w:rPr>
-          <w:rFonts w:ascii="Arial" w:hAnsi="Arial"/>
-          <w:sz w:val="19"/>
-        </w:rPr>
-      </w:r>
-    </w:p>
-    <w:p>
-      <w:r>
-        <w:rPr>
-          <w:rFonts w:ascii="Arial" w:hAnsi="Arial"/>
-          <w:sz w:val="19"/>
-        </w:rPr>
-        <w:t>题干：</w:t>
-      </w:r>
-    </w:p>
-    <w:p>
-      <w:r>
-        <w:rPr>
-          <w:rFonts w:ascii="Arial" w:hAnsi="Arial"/>
-          <w:sz w:val="19"/>
-        </w:rPr>
-        <w:t>单位准备开展便民政策宣传活动，领导交给你组织，你会怎么做？（25分）</w:t>
-      </w:r>
-    </w:p>
-    <w:p>
-      <w:r>
-        <w:rPr>
-          <w:rFonts w:ascii="Arial" w:hAnsi="Arial"/>
-          <w:sz w:val="19"/>
-        </w:rPr>
-      </w:r>
-    </w:p>
-    <w:p>
-      <w:r>
-        <w:rPr>
-          <w:rFonts w:ascii="Arial" w:hAnsi="Arial"/>
-          <w:sz w:val="19"/>
-        </w:rPr>
-        <w:t>评分维度：</w:t>
-      </w:r>
-    </w:p>
-    <w:p>
-      <w:r>
-        <w:rPr>
-          <w:rFonts w:ascii="Arial" w:hAnsi="Arial"/>
-          <w:sz w:val="19"/>
-        </w:rPr>
-        <w:t>1. 目标明确，能围绕群众知晓和政策落地设计活动 | 6分</w:t>
-      </w:r>
-    </w:p>
-    <w:p>
-      <w:r>
-        <w:rPr>
-          <w:rFonts w:ascii="Arial" w:hAnsi="Arial"/>
-          <w:sz w:val="19"/>
-        </w:rPr>
-        <w:t>2. 流程完整，包含前期调研、对象分层、渠道安排、现场保障 | 9分</w:t>
-      </w:r>
-    </w:p>
-    <w:p>
-      <w:r>
-        <w:rPr>
-          <w:rFonts w:ascii="Arial" w:hAnsi="Arial"/>
-          <w:sz w:val="19"/>
-        </w:rPr>
-        <w:t>3. 效果评估充分，能收集反馈并形成改进建议 | 6分</w:t>
-      </w:r>
-    </w:p>
-    <w:p>
-      <w:r>
-        <w:rPr>
-          <w:rFonts w:ascii="Arial" w:hAnsi="Arial"/>
-          <w:sz w:val="19"/>
-        </w:rPr>
-        <w:t>4. 表达有条理，执行意识强 | 4分</w:t>
-      </w:r>
-    </w:p>
-    <w:p>
-      <w:r>
-        <w:rPr>
-          <w:rFonts w:ascii="Arial" w:hAnsi="Arial"/>
-          <w:sz w:val="19"/>
-        </w:rPr>
-      </w:r>
-    </w:p>
-    <w:p>
-      <w:r>
-        <w:rPr>
-          <w:rFonts w:ascii="Arial" w:hAnsi="Arial"/>
-          <w:sz w:val="19"/>
-        </w:rPr>
-        <w:t>核心关键词：便民政策；宣传活动；群众需求；效果反馈</w:t>
-      </w:r>
-    </w:p>
-    <w:p>
-      <w:r>
-        <w:rPr>
-          <w:rFonts w:ascii="Arial" w:hAnsi="Arial"/>
-          <w:sz w:val="19"/>
-        </w:rPr>
-        <w:t>强关联关键词：分层分类；线上线下结合；现场答疑</w:t>
-      </w:r>
-    </w:p>
-    <w:p>
-      <w:r>
-        <w:rPr>
-          <w:rFonts w:ascii="Arial" w:hAnsi="Arial"/>
-          <w:sz w:val="19"/>
-        </w:rPr>
-        <w:t>弱关联关键词：物料准备；部门协同</w:t>
-      </w:r>
-    </w:p>
-    <w:p>
-      <w:r>
-        <w:rPr>
-          <w:rFonts w:ascii="Arial" w:hAnsi="Arial"/>
-          <w:sz w:val="19"/>
-        </w:rPr>
-        <w:t>加分关键词：闭环评估；精准触达</w:t>
-      </w:r>
-    </w:p>
-    <w:p>
-      <w:r>
-        <w:rPr>
-          <w:rFonts w:ascii="Arial" w:hAnsi="Arial"/>
-          <w:sz w:val="19"/>
-        </w:rPr>
-        <w:t>扣分关键词：流程缺失；没有群众视角</w:t>
-      </w:r>
-    </w:p>
-    <w:p>
-      <w:r>
-        <w:rPr>
-          <w:rFonts w:ascii="Arial" w:hAnsi="Arial"/>
-          <w:sz w:val="19"/>
-        </w:rPr>
-      </w:r>
-    </w:p>
-    <w:p>
-      <w:r>
-        <w:rPr>
-          <w:rFonts w:ascii="Arial" w:hAnsi="Arial"/>
-          <w:sz w:val="19"/>
-        </w:rPr>
-        <w:t>评分细则：</w:t>
-      </w:r>
-    </w:p>
-    <w:p>
-      <w:r>
-        <w:rPr>
-          <w:rFonts w:ascii="Arial" w:hAnsi="Arial"/>
-          <w:sz w:val="19"/>
-        </w:rPr>
-        <w:t>- 按准备、实施、总结三个阶段评分。</w:t>
-      </w:r>
-    </w:p>
-    <w:p>
-      <w:r>
-        <w:rPr>
-          <w:rFonts w:ascii="Arial" w:hAnsi="Arial"/>
-          <w:sz w:val="19"/>
-        </w:rPr>
-      </w:r>
-    </w:p>
-    <w:p>
-      <w:r>
-        <w:rPr>
-          <w:rFonts w:ascii="Arial" w:hAnsi="Arial"/>
-          <w:sz w:val="19"/>
-        </w:rPr>
-        <w:t>扣分规则：</w:t>
-      </w:r>
-    </w:p>
-    <w:p>
-      <w:r>
-        <w:rPr>
-          <w:rFonts w:ascii="Arial" w:hAnsi="Arial"/>
-          <w:sz w:val="19"/>
-        </w:rPr>
-        <w:t>- 无具体执行步骤扣4-8分。</w:t>
-      </w:r>
-    </w:p>
-    <w:p>
-      <w:r>
-        <w:rPr>
-          <w:rFonts w:ascii="Arial" w:hAnsi="Arial"/>
-          <w:sz w:val="19"/>
-        </w:rPr>
-      </w:r>
-    </w:p>
-    <w:p>
-      <w:r>
-        <w:rPr>
-          <w:rFonts w:ascii="Arial" w:hAnsi="Arial"/>
-          <w:sz w:val="19"/>
-        </w:rPr>
-        <w:t>参考答案：</w:t>
-      </w:r>
-    </w:p>
-    <w:p>
-      <w:r>
-        <w:rPr>
-          <w:rFonts w:ascii="Arial" w:hAnsi="Arial"/>
-          <w:sz w:val="19"/>
-        </w:rPr>
-        <w:t>参考作答略。</w:t>
-      </w:r>
-    </w:p>
-    <w:p>
-      <w:r>
-        <w:rPr>
-          <w:rFonts w:ascii="Arial" w:hAnsi="Arial"/>
-          <w:sz w:val="19"/>
-        </w:rPr>
-      </w:r>
-    </w:p>
-    <w:p>
-      <w:r>
-        <w:rPr>
-          <w:rFonts w:ascii="Arial" w:hAnsi="Arial"/>
-          <w:b/>
-          <w:sz w:val="19"/>
-        </w:rPr>
-        <w:t># 题目结束</w:t>
-      </w:r>
-    </w:p>
-    <w:p>
-      <w:r>
-        <w:rPr>
-          <w:rFonts w:ascii="Arial" w:hAnsi="Arial"/>
-          <w:sz w:val="19"/>
-        </w:rPr>
-      </w:r>
-    </w:p>
-    <w:p>
-      <w:r>
-        <w:rPr>
-          <w:rFonts w:ascii="Arial" w:hAnsi="Arial"/>
-          <w:b/>
-          <w:sz w:val="19"/>
         </w:rPr>
         <w:t># 套题结束</w:t>
       </w:r>
     </w:p>
-    <w:p>
-      <w:pPr>
-        <w:pStyle w:val="Heading2"/>
-      </w:pPr>
-      <w:r>
-        <w:t>导入前检查清单</w:t>
-      </w:r>
-    </w:p>
-    <w:p>
-      <w:pPr>
-        <w:pStyle w:val="ListBullet"/>
-      </w:pPr>
-      <w:r>
-        <w:t>每道题必须有 id、province、question、type、fullScore/questionScore。</w:t>
-      </w:r>
-    </w:p>
-    <w:p>
-      <w:pPr>
-        <w:pStyle w:val="ListBullet"/>
-      </w:pPr>
-      <w:r>
-        <w:t>套题内 suiteId 必须一致，questionNo 不重复且从 1 开始递增。</w:t>
-      </w:r>
-    </w:p>
-    <w:p>
-      <w:pPr>
-        <w:pStyle w:val="ListBullet"/>
-      </w:pPr>
-      <w:r>
-        <w:t>dimensions 或 scoringPoints 的分值合计建议等于 questionScore。</w:t>
-      </w:r>
-    </w:p>
-    <w:p>
-      <w:pPr>
-        <w:pStyle w:val="ListBullet"/>
-      </w:pPr>
-      <w:r>
-        <w:t>关键词请使用数组；Excel 模板中用中文分号分隔。</w:t>
-      </w:r>
-    </w:p>
-    <w:p>
-      <w:pPr>
-        <w:pStyle w:val="ListBullet"/>
-      </w:pPr>
-      <w:r>
-        <w:t>referenceAnswer 可为空，但正式题库建议补齐，便于模型校准。</w:t>
-      </w:r>
-    </w:p>
     <w:sectPr>
       <w:pgSz w:w="12240" w:h="15840"/>
-      <w:pgMar w:top="1008" w:right="1152" w:bottom="1008" w:left="1152" w:header="720" w:footer="720" w:gutter="0"/>
+      <w:pgMar w:top="1080" w:right="1152" w:bottom="1080" w:left="1152" w:header="720" w:footer="720" w:gutter="0"/>
       <w:cols w:space="720"/>
       <w:docGrid w:linePitch="360"/>
     </w:sectPr>

--- a/题库维护标准模板.docx
+++ b/题库维护标准模板.docx
@@ -5,18 +5,22 @@
     <w:p>
       <w:pPr>
         <w:pStyle w:val="Heading1"/>
-        <w:jc w:val="center"/>
       </w:pPr>
       <w:r>
+        <w:rPr>
+          <w:rFonts w:ascii="Arial" w:hAnsi="Arial"/>
+          <w:sz w:val="21"/>
+        </w:rPr>
         <w:t>题库维护标准模板（DOCX）</w:t>
       </w:r>
     </w:p>
     <w:p>
-      <w:pPr>
-        <w:jc w:val="left"/>
-      </w:pPr>
       <w:r>
-        <w:t>用途：按统一标签维护真题、套题、分值和评分标准，方便脚本稳定抽取为 JSON/XLSX 并导入题库。</w:t>
+        <w:rPr>
+          <w:rFonts w:ascii="Arial" w:hAnsi="Arial"/>
+          <w:sz w:val="21"/>
+        </w:rPr>
+        <w:t>用途：按统一标签维护真题、套题、分值、评分标准和真实考试体系分类，方便脚本稳定抽取为 JSON/XLSX 并导入题库。</w:t>
       </w:r>
     </w:p>
     <w:p>
@@ -24,63 +28,134 @@
         <w:pStyle w:val="Heading2"/>
       </w:pPr>
       <w:r>
-        <w:t>填写规则</w:t>
+        <w:rPr>
+          <w:rFonts w:ascii="Arial" w:hAnsi="Arial"/>
+          <w:sz w:val="21"/>
+        </w:rPr>
+        <w:t>一、填写规则</w:t>
       </w:r>
     </w:p>
     <w:p>
       <w:pPr>
-        <w:pStyle w:val="ListNumber"/>
+        <w:pStyle w:val="ListBullet"/>
       </w:pPr>
       <w:r>
+        <w:rPr>
+          <w:rFonts w:ascii="Arial" w:hAnsi="Arial"/>
+          <w:sz w:val="21"/>
+        </w:rPr>
         <w:t>真实套题标题必须单独成行，并放在本套题第一道题号前；脚本会优先提取该行作为 suiteName。</w:t>
       </w:r>
     </w:p>
     <w:p>
       <w:pPr>
-        <w:pStyle w:val="ListNumber"/>
+        <w:pStyle w:val="ListBullet"/>
       </w:pPr>
       <w:r>
+        <w:rPr>
+          <w:rFonts w:ascii="Arial" w:hAnsi="Arial"/>
+          <w:sz w:val="21"/>
+        </w:rPr>
         <w:t>套题标题建议使用“2025年7月5日江苏省连云港市连云区事业单位面试题”这类真实中文标题。</w:t>
       </w:r>
     </w:p>
     <w:p>
       <w:pPr>
-        <w:pStyle w:val="ListNumber"/>
+        <w:pStyle w:val="ListBullet"/>
       </w:pPr>
       <w:r>
+        <w:rPr>
+          <w:rFonts w:ascii="Arial" w:hAnsi="Arial"/>
+          <w:sz w:val="21"/>
+        </w:rPr>
+        <w:t>先填考试大类，再填地区/系统/招录类型，再填单位/岗位类别/专业方向，最后填面试形式/题量时间/真实套题。</w:t>
+      </w:r>
+    </w:p>
+    <w:p>
+      <w:pPr>
+        <w:pStyle w:val="ListBullet"/>
+      </w:pPr>
+      <w:r>
+        <w:rPr>
+          <w:rFonts w:ascii="Arial" w:hAnsi="Arial"/>
+          <w:sz w:val="21"/>
+        </w:rPr>
+        <w:t>综合分析、组织管理、应急应变、人际沟通、情景模拟、岗位认知是题型维度，只能写入 questionTypeCategory，不得写成 examCategory。</w:t>
+      </w:r>
+    </w:p>
+    <w:p>
+      <w:r>
+        <w:rPr>
+          <w:rFonts w:ascii="Arial" w:hAnsi="Arial"/>
+          <w:sz w:val="21"/>
+        </w:rPr>
+        <w:t>examCategory 是真实题源主分类，必须由真实套题标题、原始章节标题、已有元数据、题干明确系统或来源文件共同确定；不得用特色展示入口倒推真实主分类。</w:t>
+      </w:r>
+    </w:p>
+    <w:p>
+      <w:r>
+        <w:rPr>
+          <w:rFonts w:ascii="Arial" w:hAnsi="Arial"/>
+          <w:sz w:val="21"/>
+        </w:rPr>
+        <w:t>portalTags/displayPortals 是产品特色展示入口，只用于银行招考面试、医疗卫生面试、法检书记员面试等入口展示；除非真实来源确属该考试，否则不得覆盖 examCategory。</w:t>
+      </w:r>
+    </w:p>
+    <w:p>
+      <w:r>
+        <w:rPr>
+          <w:rFonts w:ascii="Arial" w:hAnsi="Arial"/>
+          <w:sz w:val="21"/>
+        </w:rPr>
+        <w:t>江苏 A/B/C/D/E 类只用于真实来源为江苏省公务员考试的题目；江苏事业单位、安徽公务员、湖南公务员不得套用这些类别。</w:t>
+      </w:r>
+    </w:p>
+    <w:p>
+      <w:pPr>
+        <w:pStyle w:val="ListBullet"/>
+      </w:pPr>
+      <w:r>
+        <w:rPr>
+          <w:rFonts w:ascii="Arial" w:hAnsi="Arial"/>
+          <w:sz w:val="21"/>
+        </w:rPr>
         <w:t>同一套题内 suiteId/suiteKey 保持一致，questionNo 从 1 开始连续递增。</w:t>
       </w:r>
     </w:p>
     <w:p>
       <w:pPr>
-        <w:pStyle w:val="ListNumber"/>
+        <w:pStyle w:val="ListBullet"/>
       </w:pPr>
       <w:r>
+        <w:rPr>
+          <w:rFonts w:ascii="Arial" w:hAnsi="Arial"/>
+          <w:sz w:val="21"/>
+        </w:rPr>
         <w:t>每题必须写明题号、题序、题目满分、题干、评分维度或评分细则。</w:t>
       </w:r>
     </w:p>
     <w:p>
       <w:pPr>
-        <w:pStyle w:val="ListNumber"/>
+        <w:pStyle w:val="ListBullet"/>
       </w:pPr>
       <w:r>
-        <w:t>每题分值以 questionScore/fullScore 为准；整套 answerScoreTotal、appearanceScore、suiteTotalScore 应能互相校验。</w:t>
+        <w:rPr>
+          <w:rFonts w:ascii="Arial" w:hAnsi="Arial"/>
+          <w:sz w:val="21"/>
+        </w:rPr>
+        <w:t>无仪态分时写 hasAppearanceScore=false、appearanceScore=0；不确定时 reviewStatus=待确认。</w:t>
       </w:r>
     </w:p>
     <w:p>
       <w:pPr>
-        <w:pStyle w:val="ListNumber"/>
+        <w:pStyle w:val="ListBullet"/>
       </w:pPr>
       <w:r>
-        <w:t>评分维度建议使用“名称 | 分值”的格式，关键词使用中文分号分隔。</w:t>
-      </w:r>
-    </w:p>
-    <w:p>
-      <w:pPr>
-        <w:pStyle w:val="ListNumber"/>
-      </w:pPr>
-      <w:r>
-        <w:t>不要把多个题目写在同一个“# 题目开始”块里；不要把题号写在套题标题同一行。</w:t>
+        <w:rPr>
+          <w:rFonts w:ascii="Arial" w:hAnsi="Arial"/>
+          <w:sz w:val="21"/>
+        </w:rPr>
+        <w:t>无法识别四级层级、来源冲突、手写资料不清或字段缺失时，不要猜测，写 classificationConfidence=low、reviewStatus=需人工复核，并填写 reviewReason。</w:t>
       </w:r>
     </w:p>
     <w:p>
@@ -88,25 +163,28 @@
         <w:pStyle w:val="Heading2"/>
       </w:pPr>
       <w:r>
-        <w:t>字段表</w:t>
+        <w:rPr>
+          <w:rFonts w:ascii="Arial" w:hAnsi="Arial"/>
+          <w:sz w:val="21"/>
+        </w:rPr>
+        <w:t>二、字段表</w:t>
       </w:r>
     </w:p>
     <w:tbl>
       <w:tblPr>
         <w:tblStyle w:val="TableGrid"/>
         <w:tblW w:type="auto" w:w="0"/>
-        <w:jc w:val="center"/>
         <w:tblLook w:firstColumn="1" w:firstRow="1" w:lastColumn="0" w:lastRow="0" w:noHBand="0" w:noVBand="1" w:val="04A0"/>
       </w:tblPr>
       <w:tblGrid>
-        <w:gridCol w:w="3312"/>
-        <w:gridCol w:w="3312"/>
-        <w:gridCol w:w="3312"/>
+        <w:gridCol w:w="2880"/>
+        <w:gridCol w:w="2880"/>
+        <w:gridCol w:w="2880"/>
       </w:tblGrid>
       <w:tr>
         <w:tc>
           <w:tcPr>
-            <w:tcW w:type="dxa" w:w="3312"/>
+            <w:tcW w:type="dxa" w:w="2880"/>
           </w:tcPr>
           <w:p>
             <w:r>
@@ -116,7 +194,7 @@
         </w:tc>
         <w:tc>
           <w:tcPr>
-            <w:tcW w:type="dxa" w:w="3312"/>
+            <w:tcW w:type="dxa" w:w="2880"/>
           </w:tcPr>
           <w:p>
             <w:r>
@@ -126,7 +204,7 @@
         </w:tc>
         <w:tc>
           <w:tcPr>
-            <w:tcW w:type="dxa" w:w="3312"/>
+            <w:tcW w:type="dxa" w:w="2880"/>
           </w:tcPr>
           <w:p>
             <w:r>
@@ -138,8 +216,7 @@
       <w:tr>
         <w:tc>
           <w:tcPr>
-            <w:tcW w:type="dxa" w:w="3312"/>
-            <w:vAlign w:val="top"/>
+            <w:tcW w:type="dxa" w:w="2880"/>
           </w:tcPr>
           <w:p>
             <w:r>
@@ -149,8 +226,7 @@
         </w:tc>
         <w:tc>
           <w:tcPr>
-            <w:tcW w:type="dxa" w:w="3312"/>
-            <w:vAlign w:val="top"/>
+            <w:tcW w:type="dxa" w:w="2880"/>
           </w:tcPr>
           <w:p>
             <w:r>
@@ -160,12 +236,11 @@
         </w:tc>
         <w:tc>
           <w:tcPr>
-            <w:tcW w:type="dxa" w:w="3312"/>
-            <w:vAlign w:val="top"/>
+            <w:tcW w:type="dxa" w:w="2880"/>
           </w:tcPr>
           <w:p>
             <w:r>
-              <w:t>整套试卷的稳定 ID / 分组键，同套题一致。</w:t>
+              <w:t>整套试卷稳定 ID / 分组键，同套题一致。</w:t>
             </w:r>
           </w:p>
         </w:tc>
@@ -173,8 +248,7 @@
       <w:tr>
         <w:tc>
           <w:tcPr>
-            <w:tcW w:type="dxa" w:w="3312"/>
-            <w:vAlign w:val="top"/>
+            <w:tcW w:type="dxa" w:w="2880"/>
           </w:tcPr>
           <w:p>
             <w:r>
@@ -184,8 +258,7 @@
         </w:tc>
         <w:tc>
           <w:tcPr>
-            <w:tcW w:type="dxa" w:w="3312"/>
-            <w:vAlign w:val="top"/>
+            <w:tcW w:type="dxa" w:w="2880"/>
           </w:tcPr>
           <w:p>
             <w:r>
@@ -195,8 +268,7 @@
         </w:tc>
         <w:tc>
           <w:tcPr>
-            <w:tcW w:type="dxa" w:w="3312"/>
-            <w:vAlign w:val="top"/>
+            <w:tcW w:type="dxa" w:w="2880"/>
           </w:tcPr>
           <w:p>
             <w:r>
@@ -208,8 +280,7 @@
       <w:tr>
         <w:tc>
           <w:tcPr>
-            <w:tcW w:type="dxa" w:w="3312"/>
-            <w:vAlign w:val="top"/>
+            <w:tcW w:type="dxa" w:w="2880"/>
           </w:tcPr>
           <w:p>
             <w:r>
@@ -219,8 +290,7 @@
         </w:tc>
         <w:tc>
           <w:tcPr>
-            <w:tcW w:type="dxa" w:w="3312"/>
-            <w:vAlign w:val="top"/>
+            <w:tcW w:type="dxa" w:w="2880"/>
           </w:tcPr>
           <w:p>
             <w:r>
@@ -230,8 +300,7 @@
         </w:tc>
         <w:tc>
           <w:tcPr>
-            <w:tcW w:type="dxa" w:w="3312"/>
-            <w:vAlign w:val="top"/>
+            <w:tcW w:type="dxa" w:w="2880"/>
           </w:tcPr>
           <w:p>
             <w:r>
@@ -243,19 +312,49 @@
       <w:tr>
         <w:tc>
           <w:tcPr>
-            <w:tcW w:type="dxa" w:w="3312"/>
-            <w:vAlign w:val="top"/>
+            <w:tcW w:type="dxa" w:w="2880"/>
           </w:tcPr>
           <w:p>
             <w:r>
-              <w:t>province / position / batch</w:t>
+              <w:t>examCategory</w:t>
             </w:r>
           </w:p>
         </w:tc>
         <w:tc>
           <w:tcPr>
-            <w:tcW w:type="dxa" w:w="3312"/>
-            <w:vAlign w:val="top"/>
+            <w:tcW w:type="dxa" w:w="2880"/>
+          </w:tcPr>
+          <w:p>
+            <w:r>
+              <w:t>必填</w:t>
+            </w:r>
+          </w:p>
+        </w:tc>
+        <w:tc>
+          <w:tcPr>
+            <w:tcW w:type="dxa" w:w="2880"/>
+          </w:tcPr>
+          <w:p>
+            <w:r>
+              <w:t>真实题源主分类：国家公务员考试、省级公务员考试、事业单位考试、银行招考面试、医疗卫生面试、法检书记员面试。特色入口不得覆盖该字段。</w:t>
+            </w:r>
+          </w:p>
+        </w:tc>
+      </w:tr>
+      <w:tr>
+        <w:tc>
+          <w:tcPr>
+            <w:tcW w:type="dxa" w:w="2880"/>
+          </w:tcPr>
+          <w:p>
+            <w:r>
+              <w:t>examSubcategory</w:t>
+            </w:r>
+          </w:p>
+        </w:tc>
+        <w:tc>
+          <w:tcPr>
+            <w:tcW w:type="dxa" w:w="2880"/>
           </w:tcPr>
           <w:p>
             <w:r>
@@ -265,12 +364,11 @@
         </w:tc>
         <w:tc>
           <w:tcPr>
-            <w:tcW w:type="dxa" w:w="3312"/>
-            <w:vAlign w:val="top"/>
+            <w:tcW w:type="dxa" w:w="2880"/>
           </w:tcPr>
           <w:p>
             <w:r>
-              <w:t>省份、岗位类别、批次/上午下午场。</w:t>
+              <w:t>二级地区/系统/招录类型，如安徽省、中央国家行政机关、法院系统。</w:t>
             </w:r>
           </w:p>
         </w:tc>
@@ -278,8 +376,327 @@
       <w:tr>
         <w:tc>
           <w:tcPr>
-            <w:tcW w:type="dxa" w:w="3312"/>
-            <w:vAlign w:val="top"/>
+            <w:tcW w:type="dxa" w:w="2880"/>
+          </w:tcPr>
+          <w:p>
+            <w:r>
+              <w:t>province / city / district</w:t>
+            </w:r>
+          </w:p>
+        </w:tc>
+        <w:tc>
+          <w:tcPr>
+            <w:tcW w:type="dxa" w:w="2880"/>
+          </w:tcPr>
+          <w:p>
+            <w:r>
+              <w:t>建议</w:t>
+            </w:r>
+          </w:p>
+        </w:tc>
+        <w:tc>
+          <w:tcPr>
+            <w:tcW w:type="dxa" w:w="2880"/>
+          </w:tcPr>
+          <w:p>
+            <w:r>
+              <w:t>地区字段分开填写，不要把系统、岗位或题型写入地区。</w:t>
+            </w:r>
+          </w:p>
+        </w:tc>
+      </w:tr>
+      <w:tr>
+        <w:tc>
+          <w:tcPr>
+            <w:tcW w:type="dxa" w:w="2880"/>
+          </w:tcPr>
+          <w:p>
+            <w:r>
+              <w:t>system</w:t>
+            </w:r>
+          </w:p>
+        </w:tc>
+        <w:tc>
+          <w:tcPr>
+            <w:tcW w:type="dxa" w:w="2880"/>
+          </w:tcPr>
+          <w:p>
+            <w:r>
+              <w:t>建议</w:t>
+            </w:r>
+          </w:p>
+        </w:tc>
+        <w:tc>
+          <w:tcPr>
+            <w:tcW w:type="dxa" w:w="2880"/>
+          </w:tcPr>
+          <w:p>
+            <w:r>
+              <w:t>税务、海关、公安、法院、检察、银行、医疗卫生等系统或行业。</w:t>
+            </w:r>
+          </w:p>
+        </w:tc>
+      </w:tr>
+      <w:tr>
+        <w:tc>
+          <w:tcPr>
+            <w:tcW w:type="dxa" w:w="2880"/>
+          </w:tcPr>
+          <w:p>
+            <w:r>
+              <w:t>agency</w:t>
+            </w:r>
+          </w:p>
+        </w:tc>
+        <w:tc>
+          <w:tcPr>
+            <w:tcW w:type="dxa" w:w="2880"/>
+          </w:tcPr>
+          <w:p>
+            <w:r>
+              <w:t>可选</w:t>
+            </w:r>
+          </w:p>
+        </w:tc>
+        <w:tc>
+          <w:tcPr>
+            <w:tcW w:type="dxa" w:w="2880"/>
+          </w:tcPr>
+          <w:p>
+            <w:r>
+              <w:t>具体机关、单位、医院或银行名称。</w:t>
+            </w:r>
+          </w:p>
+        </w:tc>
+      </w:tr>
+      <w:tr>
+        <w:tc>
+          <w:tcPr>
+            <w:tcW w:type="dxa" w:w="2880"/>
+          </w:tcPr>
+          <w:p>
+            <w:r>
+              <w:t>positionType</w:t>
+            </w:r>
+          </w:p>
+        </w:tc>
+        <w:tc>
+          <w:tcPr>
+            <w:tcW w:type="dxa" w:w="2880"/>
+          </w:tcPr>
+          <w:p>
+            <w:r>
+              <w:t>建议</w:t>
+            </w:r>
+          </w:p>
+        </w:tc>
+        <w:tc>
+          <w:tcPr>
+            <w:tcW w:type="dxa" w:w="2880"/>
+          </w:tcPr>
+          <w:p>
+            <w:r>
+              <w:t>岗位类别按真实来源填写。江苏 A/B/C/D/E 类仅限江苏省公务员考试真实来源。</w:t>
+            </w:r>
+          </w:p>
+        </w:tc>
+      </w:tr>
+      <w:tr>
+        <w:tc>
+          <w:tcPr>
+            <w:tcW w:type="dxa" w:w="2880"/>
+          </w:tcPr>
+          <w:p>
+            <w:r>
+              <w:t>jobLevel</w:t>
+            </w:r>
+          </w:p>
+        </w:tc>
+        <w:tc>
+          <w:tcPr>
+            <w:tcW w:type="dxa" w:w="2880"/>
+          </w:tcPr>
+          <w:p>
+            <w:r>
+              <w:t>可选</w:t>
+            </w:r>
+          </w:p>
+        </w:tc>
+        <w:tc>
+          <w:tcPr>
+            <w:tcW w:type="dxa" w:w="2880"/>
+          </w:tcPr>
+          <w:p>
+            <w:r>
+              <w:t>中央机关、省直、市属、县乡、乡镇基层等。</w:t>
+            </w:r>
+          </w:p>
+        </w:tc>
+      </w:tr>
+      <w:tr>
+        <w:tc>
+          <w:tcPr>
+            <w:tcW w:type="dxa" w:w="2880"/>
+          </w:tcPr>
+          <w:p>
+            <w:r>
+              <w:t>interviewFormat</w:t>
+            </w:r>
+          </w:p>
+        </w:tc>
+        <w:tc>
+          <w:tcPr>
+            <w:tcW w:type="dxa" w:w="2880"/>
+          </w:tcPr>
+          <w:p>
+            <w:r>
+              <w:t>建议</w:t>
+            </w:r>
+          </w:p>
+        </w:tc>
+        <w:tc>
+          <w:tcPr>
+            <w:tcW w:type="dxa" w:w="2880"/>
+          </w:tcPr>
+          <w:p>
+            <w:r>
+              <w:t>结构化、结构化小组、结构化+追问、专业答辩、病例分析等。</w:t>
+            </w:r>
+          </w:p>
+        </w:tc>
+      </w:tr>
+      <w:tr>
+        <w:tc>
+          <w:tcPr>
+            <w:tcW w:type="dxa" w:w="2880"/>
+          </w:tcPr>
+          <w:p>
+            <w:r>
+              <w:t>questionTypeCategory</w:t>
+            </w:r>
+          </w:p>
+        </w:tc>
+        <w:tc>
+          <w:tcPr>
+            <w:tcW w:type="dxa" w:w="2880"/>
+          </w:tcPr>
+          <w:p>
+            <w:r>
+              <w:t>必填</w:t>
+            </w:r>
+          </w:p>
+        </w:tc>
+        <w:tc>
+          <w:tcPr>
+            <w:tcW w:type="dxa" w:w="2880"/>
+          </w:tcPr>
+          <w:p>
+            <w:r>
+              <w:t>题型维度，只填综合分析、组织管理、应急应变、人际沟通、情景模拟、岗位认知等。</w:t>
+            </w:r>
+          </w:p>
+        </w:tc>
+      </w:tr>
+      <w:tr>
+        <w:tc>
+          <w:tcPr>
+            <w:tcW w:type="dxa" w:w="2880"/>
+          </w:tcPr>
+          <w:p>
+            <w:r>
+              <w:t>classificationConfidence / reviewStatus / reviewReason</w:t>
+            </w:r>
+          </w:p>
+        </w:tc>
+        <w:tc>
+          <w:tcPr>
+            <w:tcW w:type="dxa" w:w="2880"/>
+          </w:tcPr>
+          <w:p>
+            <w:r>
+              <w:t>必填/按需</w:t>
+            </w:r>
+          </w:p>
+        </w:tc>
+        <w:tc>
+          <w:tcPr>
+            <w:tcW w:type="dxa" w:w="2880"/>
+          </w:tcPr>
+          <w:p>
+            <w:r>
+              <w:t>分类置信度与人工复核状态；不确定必须说明原因。</w:t>
+            </w:r>
+          </w:p>
+        </w:tc>
+      </w:tr>
+      <w:tr>
+        <w:tc>
+          <w:tcPr>
+            <w:tcW w:type="dxa" w:w="2880"/>
+          </w:tcPr>
+          <w:p>
+            <w:r>
+              <w:t>questionNo</w:t>
+            </w:r>
+          </w:p>
+        </w:tc>
+        <w:tc>
+          <w:tcPr>
+            <w:tcW w:type="dxa" w:w="2880"/>
+          </w:tcPr>
+          <w:p>
+            <w:r>
+              <w:t>必填</w:t>
+            </w:r>
+          </w:p>
+        </w:tc>
+        <w:tc>
+          <w:tcPr>
+            <w:tcW w:type="dxa" w:w="2880"/>
+          </w:tcPr>
+          <w:p>
+            <w:r>
+              <w:t>套题内题序，从 1 开始。</w:t>
+            </w:r>
+          </w:p>
+        </w:tc>
+      </w:tr>
+      <w:tr>
+        <w:tc>
+          <w:tcPr>
+            <w:tcW w:type="dxa" w:w="2880"/>
+          </w:tcPr>
+          <w:p>
+            <w:r>
+              <w:t>questionScore / fullScore</w:t>
+            </w:r>
+          </w:p>
+        </w:tc>
+        <w:tc>
+          <w:tcPr>
+            <w:tcW w:type="dxa" w:w="2880"/>
+          </w:tcPr>
+          <w:p>
+            <w:r>
+              <w:t>必填</w:t>
+            </w:r>
+          </w:p>
+        </w:tc>
+        <w:tc>
+          <w:tcPr>
+            <w:tcW w:type="dxa" w:w="2880"/>
+          </w:tcPr>
+          <w:p>
+            <w:r>
+              <w:t>本题满分。</w:t>
+            </w:r>
+          </w:p>
+        </w:tc>
+      </w:tr>
+      <w:tr>
+        <w:tc>
+          <w:tcPr>
+            <w:tcW w:type="dxa" w:w="2880"/>
           </w:tcPr>
           <w:p>
             <w:r>
@@ -289,8 +706,7 @@
         </w:tc>
         <w:tc>
           <w:tcPr>
-            <w:tcW w:type="dxa" w:w="3312"/>
-            <w:vAlign w:val="top"/>
+            <w:tcW w:type="dxa" w:w="2880"/>
           </w:tcPr>
           <w:p>
             <w:r>
@@ -300,8 +716,7 @@
         </w:tc>
         <w:tc>
           <w:tcPr>
-            <w:tcW w:type="dxa" w:w="3312"/>
-            <w:vAlign w:val="top"/>
+            <w:tcW w:type="dxa" w:w="2880"/>
           </w:tcPr>
           <w:p>
             <w:r>
@@ -313,78 +728,7 @@
       <w:tr>
         <w:tc>
           <w:tcPr>
-            <w:tcW w:type="dxa" w:w="3312"/>
-            <w:vAlign w:val="top"/>
-          </w:tcPr>
-          <w:p>
-            <w:r>
-              <w:t>questionNo</w:t>
-            </w:r>
-          </w:p>
-        </w:tc>
-        <w:tc>
-          <w:tcPr>
-            <w:tcW w:type="dxa" w:w="3312"/>
-            <w:vAlign w:val="top"/>
-          </w:tcPr>
-          <w:p>
-            <w:r>
-              <w:t>必填</w:t>
-            </w:r>
-          </w:p>
-        </w:tc>
-        <w:tc>
-          <w:tcPr>
-            <w:tcW w:type="dxa" w:w="3312"/>
-            <w:vAlign w:val="top"/>
-          </w:tcPr>
-          <w:p>
-            <w:r>
-              <w:t>套题内题序，从 1 开始。</w:t>
-            </w:r>
-          </w:p>
-        </w:tc>
-      </w:tr>
-      <w:tr>
-        <w:tc>
-          <w:tcPr>
-            <w:tcW w:type="dxa" w:w="3312"/>
-            <w:vAlign w:val="top"/>
-          </w:tcPr>
-          <w:p>
-            <w:r>
-              <w:t>questionScore / fullScore</w:t>
-            </w:r>
-          </w:p>
-        </w:tc>
-        <w:tc>
-          <w:tcPr>
-            <w:tcW w:type="dxa" w:w="3312"/>
-            <w:vAlign w:val="top"/>
-          </w:tcPr>
-          <w:p>
-            <w:r>
-              <w:t>必填</w:t>
-            </w:r>
-          </w:p>
-        </w:tc>
-        <w:tc>
-          <w:tcPr>
-            <w:tcW w:type="dxa" w:w="3312"/>
-            <w:vAlign w:val="top"/>
-          </w:tcPr>
-          <w:p>
-            <w:r>
-              <w:t>本题满分。</w:t>
-            </w:r>
-          </w:p>
-        </w:tc>
-      </w:tr>
-      <w:tr>
-        <w:tc>
-          <w:tcPr>
-            <w:tcW w:type="dxa" w:w="3312"/>
-            <w:vAlign w:val="top"/>
+            <w:tcW w:type="dxa" w:w="2880"/>
           </w:tcPr>
           <w:p>
             <w:r>
@@ -394,8 +738,7 @@
         </w:tc>
         <w:tc>
           <w:tcPr>
-            <w:tcW w:type="dxa" w:w="3312"/>
-            <w:vAlign w:val="top"/>
+            <w:tcW w:type="dxa" w:w="2880"/>
           </w:tcPr>
           <w:p>
             <w:r>
@@ -405,8 +748,7 @@
         </w:tc>
         <w:tc>
           <w:tcPr>
-            <w:tcW w:type="dxa" w:w="3312"/>
-            <w:vAlign w:val="top"/>
+            <w:tcW w:type="dxa" w:w="2880"/>
           </w:tcPr>
           <w:p>
             <w:r>
@@ -418,8 +760,7 @@
       <w:tr>
         <w:tc>
           <w:tcPr>
-            <w:tcW w:type="dxa" w:w="3312"/>
-            <w:vAlign w:val="top"/>
+            <w:tcW w:type="dxa" w:w="2880"/>
           </w:tcPr>
           <w:p>
             <w:r>
@@ -429,8 +770,7 @@
         </w:tc>
         <w:tc>
           <w:tcPr>
-            <w:tcW w:type="dxa" w:w="3312"/>
-            <w:vAlign w:val="top"/>
+            <w:tcW w:type="dxa" w:w="2880"/>
           </w:tcPr>
           <w:p>
             <w:r>
@@ -440,12 +780,43 @@
         </w:tc>
         <w:tc>
           <w:tcPr>
-            <w:tcW w:type="dxa" w:w="3312"/>
-            <w:vAlign w:val="top"/>
+            <w:tcW w:type="dxa" w:w="2880"/>
           </w:tcPr>
           <w:p>
             <w:r>
               <w:t>来源文件、页码或维护备注。</w:t>
+            </w:r>
+          </w:p>
+        </w:tc>
+      </w:tr>
+      <w:tr>
+        <w:tc>
+          <w:tcPr>
+            <w:tcW w:type="dxa" w:w="2880"/>
+          </w:tcPr>
+          <w:p>
+            <w:r>
+              <w:t>portalTags / displayPortals</w:t>
+            </w:r>
+          </w:p>
+        </w:tc>
+        <w:tc>
+          <w:tcPr>
+            <w:tcW w:type="dxa" w:w="2880"/>
+          </w:tcPr>
+          <w:p>
+            <w:r>
+              <w:t>可选</w:t>
+            </w:r>
+          </w:p>
+        </w:tc>
+        <w:tc>
+          <w:tcPr>
+            <w:tcW w:type="dxa" w:w="2880"/>
+          </w:tcPr>
+          <w:p>
+            <w:r>
+              <w:t>特色展示入口标签，如医疗卫生面试、银行招考面试、法检书记员面试。仅用于入口展示，不改变真实题源分类。</w:t>
             </w:r>
           </w:p>
         </w:tc>
@@ -456,13 +827,18 @@
         <w:pStyle w:val="Heading2"/>
       </w:pPr>
       <w:r>
-        <w:t>标准块模板</w:t>
+        <w:rPr>
+          <w:rFonts w:ascii="Arial" w:hAnsi="Arial"/>
+          <w:sz w:val="21"/>
+        </w:rPr>
+        <w:t>三、标准块模板</w:t>
       </w:r>
     </w:p>
     <w:p>
       <w:r>
         <w:rPr>
-          <w:b/>
+          <w:rFonts w:ascii="Arial" w:hAnsi="Arial"/>
+          <w:sz w:val="21"/>
         </w:rPr>
         <w:t>2026年安徽事业单位面试全真模拟卷一</w:t>
       </w:r>
@@ -470,339 +846,611 @@
     <w:p>
       <w:r>
         <w:rPr>
-          <w:b/>
+          <w:rFonts w:ascii="Arial" w:hAnsi="Arial"/>
+          <w:sz w:val="21"/>
         </w:rPr>
         <w:t># 套题开始</w:t>
       </w:r>
     </w:p>
     <w:p>
       <w:r>
+        <w:rPr>
+          <w:rFonts w:ascii="Arial" w:hAnsi="Arial"/>
+          <w:sz w:val="21"/>
+        </w:rPr>
         <w:t>套题ID：AH-SYDW-2026-001</w:t>
       </w:r>
     </w:p>
     <w:p>
       <w:r>
+        <w:rPr>
+          <w:rFonts w:ascii="Arial" w:hAnsi="Arial"/>
+          <w:sz w:val="21"/>
+        </w:rPr>
         <w:t>套题Key：AH-SYDW-2026-001</w:t>
       </w:r>
     </w:p>
     <w:p>
       <w:r>
+        <w:rPr>
+          <w:rFonts w:ascii="Arial" w:hAnsi="Arial"/>
+          <w:sz w:val="21"/>
+        </w:rPr>
         <w:t>套题名称：2026年安徽事业单位面试全真模拟卷一</w:t>
       </w:r>
     </w:p>
     <w:p>
       <w:r>
+        <w:rPr>
+          <w:rFonts w:ascii="Arial" w:hAnsi="Arial"/>
+          <w:sz w:val="21"/>
+        </w:rPr>
+        <w:t>考试大类：事业单位考试</w:t>
+      </w:r>
+    </w:p>
+    <w:p>
+      <w:r>
+        <w:rPr>
+          <w:rFonts w:ascii="Arial" w:hAnsi="Arial"/>
+          <w:sz w:val="21"/>
+        </w:rPr>
+        <w:t>二级分类：安徽省</w:t>
+      </w:r>
+    </w:p>
+    <w:p>
+      <w:r>
+        <w:rPr>
+          <w:rFonts w:ascii="Arial" w:hAnsi="Arial"/>
+          <w:sz w:val="21"/>
+        </w:rPr>
         <w:t>省份：安徽</w:t>
       </w:r>
     </w:p>
     <w:p>
       <w:r>
+        <w:rPr>
+          <w:rFonts w:ascii="Arial" w:hAnsi="Arial"/>
+          <w:sz w:val="21"/>
+        </w:rPr>
+        <w:t>城市：</w:t>
+      </w:r>
+    </w:p>
+    <w:p>
+      <w:r>
+        <w:rPr>
+          <w:rFonts w:ascii="Arial" w:hAnsi="Arial"/>
+          <w:sz w:val="21"/>
+        </w:rPr>
+        <w:t>区县：</w:t>
+      </w:r>
+    </w:p>
+    <w:p>
+      <w:r>
+        <w:rPr>
+          <w:rFonts w:ascii="Arial" w:hAnsi="Arial"/>
+          <w:sz w:val="21"/>
+        </w:rPr>
+        <w:t>系统：</w:t>
+      </w:r>
+    </w:p>
+    <w:p>
+      <w:r>
+        <w:rPr>
+          <w:rFonts w:ascii="Arial" w:hAnsi="Arial"/>
+          <w:sz w:val="21"/>
+        </w:rPr>
+        <w:t>具体单位：</w:t>
+      </w:r>
+    </w:p>
+    <w:p>
+      <w:r>
+        <w:rPr>
+          <w:rFonts w:ascii="Arial" w:hAnsi="Arial"/>
+          <w:sz w:val="21"/>
+        </w:rPr>
         <w:t>岗位/类别：综合管理岗</w:t>
       </w:r>
     </w:p>
     <w:p>
       <w:r>
+        <w:rPr>
+          <w:rFonts w:ascii="Arial" w:hAnsi="Arial"/>
+          <w:sz w:val="21"/>
+        </w:rPr>
+        <w:t>岗位类别：综合管理岗</w:t>
+      </w:r>
+    </w:p>
+    <w:p>
+      <w:r>
+        <w:rPr>
+          <w:rFonts w:ascii="Arial" w:hAnsi="Arial"/>
+          <w:sz w:val="21"/>
+        </w:rPr>
+        <w:t>招录层级：省直/市属/县乡按真实来源填写</w:t>
+      </w:r>
+    </w:p>
+    <w:p>
+      <w:r>
+        <w:rPr>
+          <w:rFonts w:ascii="Arial" w:hAnsi="Arial"/>
+          <w:sz w:val="21"/>
+        </w:rPr>
+        <w:t>面试形式：结构化面试</w:t>
+      </w:r>
+    </w:p>
+    <w:p>
+      <w:r>
+        <w:rPr>
+          <w:rFonts w:ascii="Arial" w:hAnsi="Arial"/>
+          <w:sz w:val="21"/>
+        </w:rPr>
         <w:t>考试日期：2026-01-01</w:t>
       </w:r>
     </w:p>
     <w:p>
       <w:r>
+        <w:rPr>
+          <w:rFonts w:ascii="Arial" w:hAnsi="Arial"/>
+          <w:sz w:val="21"/>
+        </w:rPr>
         <w:t>批次：第一批次</w:t>
       </w:r>
     </w:p>
     <w:p>
       <w:r>
+        <w:rPr>
+          <w:rFonts w:ascii="Arial" w:hAnsi="Arial"/>
+          <w:sz w:val="21"/>
+        </w:rPr>
         <w:t>答题总分：95</w:t>
       </w:r>
     </w:p>
     <w:p>
       <w:r>
+        <w:rPr>
+          <w:rFonts w:ascii="Arial" w:hAnsi="Arial"/>
+          <w:sz w:val="21"/>
+        </w:rPr>
         <w:t>仪态分：5</w:t>
       </w:r>
     </w:p>
     <w:p>
       <w:r>
+        <w:rPr>
+          <w:rFonts w:ascii="Arial" w:hAnsi="Arial"/>
+          <w:sz w:val="21"/>
+        </w:rPr>
+        <w:t>是否有仪态分：true</w:t>
+      </w:r>
+    </w:p>
+    <w:p>
+      <w:r>
+        <w:rPr>
+          <w:rFonts w:ascii="Arial" w:hAnsi="Arial"/>
+          <w:sz w:val="21"/>
+        </w:rPr>
         <w:t>套题总分：100</w:t>
       </w:r>
     </w:p>
     <w:p>
       <w:r>
+        <w:rPr>
+          <w:rFonts w:ascii="Arial" w:hAnsi="Arial"/>
+          <w:sz w:val="21"/>
+        </w:rPr>
+        <w:t>分类置信度：high</w:t>
+      </w:r>
+    </w:p>
+    <w:p>
+      <w:r>
+        <w:rPr>
+          <w:rFonts w:ascii="Arial" w:hAnsi="Arial"/>
+          <w:sz w:val="21"/>
+        </w:rPr>
+        <w:t>复核状态：已确认</w:t>
+      </w:r>
+    </w:p>
+    <w:p>
+      <w:r>
+        <w:rPr>
+          <w:rFonts w:ascii="Arial" w:hAnsi="Arial"/>
+          <w:sz w:val="21"/>
+        </w:rPr>
+        <w:t>复核原因：</w:t>
+      </w:r>
+    </w:p>
+    <w:p>
+      <w:r>
+        <w:rPr>
+          <w:rFonts w:ascii="Arial" w:hAnsi="Arial"/>
+          <w:sz w:val="21"/>
+        </w:rPr>
         <w:t>来源文档：2026安徽事业单位面试真题.docx</w:t>
       </w:r>
     </w:p>
     <w:p>
       <w:r>
+        <w:rPr>
+          <w:rFonts w:ascii="Arial" w:hAnsi="Arial"/>
+          <w:sz w:val="21"/>
+        </w:rPr>
         <w:t>来源页码：第1页</w:t>
       </w:r>
     </w:p>
     <w:p>
       <w:r>
+        <w:rPr>
+          <w:rFonts w:ascii="Arial" w:hAnsi="Arial"/>
+          <w:sz w:val="21"/>
+        </w:rPr>
         <w:t>备注：可记录上午/下午场、资料来源、维护人等。</w:t>
       </w:r>
     </w:p>
-    <w:p/>
     <w:p>
       <w:r>
         <w:rPr>
-          <w:b/>
+          <w:rFonts w:ascii="Arial" w:hAnsi="Arial"/>
+          <w:sz w:val="21"/>
         </w:rPr>
         <w:t># 题目开始</w:t>
       </w:r>
     </w:p>
     <w:p>
       <w:r>
+        <w:rPr>
+          <w:rFonts w:ascii="Arial" w:hAnsi="Arial"/>
+          <w:sz w:val="21"/>
+        </w:rPr>
         <w:t>题号：AH-SYDW-20260101-01</w:t>
       </w:r>
     </w:p>
     <w:p>
       <w:r>
+        <w:rPr>
+          <w:rFonts w:ascii="Arial" w:hAnsi="Arial"/>
+          <w:sz w:val="21"/>
+        </w:rPr>
         <w:t>题序：1</w:t>
       </w:r>
     </w:p>
     <w:p>
       <w:r>
-        <w:t>省份：安徽</w:t>
-      </w:r>
-    </w:p>
-    <w:p>
-      <w:r>
+        <w:rPr>
+          <w:rFonts w:ascii="Arial" w:hAnsi="Arial"/>
+          <w:sz w:val="21"/>
+        </w:rPr>
         <w:t>题型：综合分析·基层治理</w:t>
       </w:r>
     </w:p>
     <w:p>
       <w:r>
+        <w:rPr>
+          <w:rFonts w:ascii="Arial" w:hAnsi="Arial"/>
+          <w:sz w:val="21"/>
+        </w:rPr>
+        <w:t>题型维度：综合分析</w:t>
+      </w:r>
+    </w:p>
+    <w:p>
+      <w:r>
+        <w:rPr>
+          <w:rFonts w:ascii="Arial" w:hAnsi="Arial"/>
+          <w:sz w:val="21"/>
+        </w:rPr>
+        <w:t>特色入口：</w:t>
+      </w:r>
+    </w:p>
+    <w:p>
+      <w:r>
+        <w:rPr>
+          <w:rFonts w:ascii="Arial" w:hAnsi="Arial"/>
+          <w:sz w:val="21"/>
+        </w:rPr>
+        <w:t>展示入口：</w:t>
+      </w:r>
+    </w:p>
+    <w:p>
+      <w:r>
+        <w:rPr>
+          <w:rFonts w:ascii="Arial" w:hAnsi="Arial"/>
+          <w:sz w:val="21"/>
+        </w:rPr>
         <w:t>能力维度：analysis</w:t>
       </w:r>
     </w:p>
     <w:p>
       <w:r>
+        <w:rPr>
+          <w:rFonts w:ascii="Arial" w:hAnsi="Arial"/>
+          <w:sz w:val="21"/>
+        </w:rPr>
         <w:t>题目满分：25</w:t>
       </w:r>
     </w:p>
     <w:p>
       <w:r>
+        <w:rPr>
+          <w:rFonts w:ascii="Arial" w:hAnsi="Arial"/>
+          <w:sz w:val="21"/>
+        </w:rPr>
         <w:t>备考秒数：90</w:t>
       </w:r>
     </w:p>
     <w:p>
       <w:r>
+        <w:rPr>
+          <w:rFonts w:ascii="Arial" w:hAnsi="Arial"/>
+          <w:sz w:val="21"/>
+        </w:rPr>
         <w:t>作答秒数：180</w:t>
       </w:r>
     </w:p>
     <w:p>
       <w:r>
+        <w:rPr>
+          <w:rFonts w:ascii="Arial" w:hAnsi="Arial"/>
+          <w:sz w:val="21"/>
+        </w:rPr>
         <w:t>标签：安徽；事业单位；综合分析；基层治理；全真模拟</w:t>
       </w:r>
     </w:p>
-    <w:p/>
     <w:p>
       <w:r>
+        <w:rPr>
+          <w:rFonts w:ascii="Arial" w:hAnsi="Arial"/>
+          <w:sz w:val="21"/>
+        </w:rPr>
         <w:t>题干：</w:t>
       </w:r>
     </w:p>
     <w:p>
       <w:r>
+        <w:rPr>
+          <w:rFonts w:ascii="Arial" w:hAnsi="Arial"/>
+          <w:sz w:val="21"/>
+        </w:rPr>
         <w:t>某地推进基层治理数字化，但部分群众反映线上流程复杂、线下窗口减少。对此你怎么看？（25分）</w:t>
       </w:r>
     </w:p>
-    <w:p/>
     <w:p>
       <w:r>
+        <w:rPr>
+          <w:rFonts w:ascii="Arial" w:hAnsi="Arial"/>
+          <w:sz w:val="21"/>
+        </w:rPr>
         <w:t>评分维度：</w:t>
       </w:r>
     </w:p>
     <w:p>
       <w:r>
+        <w:rPr>
+          <w:rFonts w:ascii="Arial" w:hAnsi="Arial"/>
+          <w:sz w:val="21"/>
+        </w:rPr>
         <w:t>1. 观点明确，能辩证看待数字治理与群众便利的关系 | 5分</w:t>
       </w:r>
     </w:p>
     <w:p>
       <w:r>
+        <w:rPr>
+          <w:rFonts w:ascii="Arial" w:hAnsi="Arial"/>
+          <w:sz w:val="21"/>
+        </w:rPr>
         <w:t>2. 分析充分，能指出效率提升、适老化不足、线下兜底等关键矛盾 | 8分</w:t>
       </w:r>
     </w:p>
     <w:p>
       <w:r>
+        <w:rPr>
+          <w:rFonts w:ascii="Arial" w:hAnsi="Arial"/>
+          <w:sz w:val="21"/>
+        </w:rPr>
         <w:t>3. 对策可行，能提出流程优化、帮办代办、保留窗口、反馈闭环等措施 | 8分</w:t>
       </w:r>
     </w:p>
     <w:p>
       <w:r>
+        <w:rPr>
+          <w:rFonts w:ascii="Arial" w:hAnsi="Arial"/>
+          <w:sz w:val="21"/>
+        </w:rPr>
         <w:t>4. 表达清晰，结构完整，语言规范 | 4分</w:t>
       </w:r>
     </w:p>
-    <w:p/>
     <w:p>
       <w:r>
+        <w:rPr>
+          <w:rFonts w:ascii="Arial" w:hAnsi="Arial"/>
+          <w:sz w:val="21"/>
+        </w:rPr>
         <w:t>核心关键词：基层治理；数字化；群众便利；线下兜底</w:t>
       </w:r>
     </w:p>
     <w:p>
       <w:r>
+        <w:rPr>
+          <w:rFonts w:ascii="Arial" w:hAnsi="Arial"/>
+          <w:sz w:val="21"/>
+        </w:rPr>
         <w:t>强关联关键词：适老化；帮办代办；反馈闭环</w:t>
       </w:r>
     </w:p>
     <w:p>
       <w:r>
+        <w:rPr>
+          <w:rFonts w:ascii="Arial" w:hAnsi="Arial"/>
+          <w:sz w:val="21"/>
+        </w:rPr>
         <w:t>弱关联关键词：窗口服务；流程优化</w:t>
       </w:r>
     </w:p>
     <w:p>
       <w:r>
+        <w:rPr>
+          <w:rFonts w:ascii="Arial" w:hAnsi="Arial"/>
+          <w:sz w:val="21"/>
+        </w:rPr>
         <w:t>加分关键词：以人民为中心；长效机制；数据赋能</w:t>
       </w:r>
     </w:p>
     <w:p>
       <w:r>
+        <w:rPr>
+          <w:rFonts w:ascii="Arial" w:hAnsi="Arial"/>
+          <w:sz w:val="21"/>
+        </w:rPr>
         <w:t>扣分关键词：只谈技术不谈群众；脱离题意；对策空泛</w:t>
       </w:r>
     </w:p>
-    <w:p/>
     <w:p>
       <w:r>
+        <w:rPr>
+          <w:rFonts w:ascii="Arial" w:hAnsi="Arial"/>
+          <w:sz w:val="21"/>
+        </w:rPr>
         <w:t>评分细则：</w:t>
       </w:r>
     </w:p>
     <w:p>
       <w:r>
+        <w:rPr>
+          <w:rFonts w:ascii="Arial" w:hAnsi="Arial"/>
+          <w:sz w:val="21"/>
+        </w:rPr>
         <w:t>- 观点明确（5分）：能指出数字治理应服务群众，而不是让群众迁就系统。</w:t>
       </w:r>
     </w:p>
     <w:p>
       <w:r>
+        <w:rPr>
+          <w:rFonts w:ascii="Arial" w:hAnsi="Arial"/>
+          <w:sz w:val="21"/>
+        </w:rPr>
         <w:t>- 分析充分（8分）：能同时看到效率价值和特殊群体使用门槛。</w:t>
       </w:r>
     </w:p>
     <w:p>
       <w:r>
+        <w:rPr>
+          <w:rFonts w:ascii="Arial" w:hAnsi="Arial"/>
+          <w:sz w:val="21"/>
+        </w:rPr>
         <w:t>- 对策可行（8分）：措施具体，兼顾线上优化和线下兜底。</w:t>
       </w:r>
     </w:p>
     <w:p>
       <w:r>
+        <w:rPr>
+          <w:rFonts w:ascii="Arial" w:hAnsi="Arial"/>
+          <w:sz w:val="21"/>
+        </w:rPr>
         <w:t>- 表达清晰（4分）：结构完整，语言规范。</w:t>
       </w:r>
     </w:p>
-    <w:p/>
     <w:p>
       <w:r>
+        <w:rPr>
+          <w:rFonts w:ascii="Arial" w:hAnsi="Arial"/>
+          <w:sz w:val="21"/>
+        </w:rPr>
         <w:t>扣分规则：</w:t>
       </w:r>
     </w:p>
     <w:p>
       <w:r>
+        <w:rPr>
+          <w:rFonts w:ascii="Arial" w:hAnsi="Arial"/>
+          <w:sz w:val="21"/>
+        </w:rPr>
         <w:t>- 完全脱离题意扣8-12分。</w:t>
       </w:r>
     </w:p>
     <w:p>
       <w:r>
+        <w:rPr>
+          <w:rFonts w:ascii="Arial" w:hAnsi="Arial"/>
+          <w:sz w:val="21"/>
+        </w:rPr>
         <w:t>- 只有表态无分析扣4-6分。</w:t>
       </w:r>
     </w:p>
     <w:p>
       <w:r>
+        <w:rPr>
+          <w:rFonts w:ascii="Arial" w:hAnsi="Arial"/>
+          <w:sz w:val="21"/>
+        </w:rPr>
         <w:t>- 无具体对策扣3-5分。</w:t>
       </w:r>
     </w:p>
-    <w:p/>
     <w:p>
       <w:r>
+        <w:rPr>
+          <w:rFonts w:ascii="Arial" w:hAnsi="Arial"/>
+          <w:sz w:val="21"/>
+        </w:rPr>
         <w:t>参考答案：</w:t>
       </w:r>
     </w:p>
     <w:p>
       <w:r>
-        <w:t>参考作答应围绕数字治理的初衷、当前痛点和改进路径展开。首先肯定数字化提升办理效率，但也要看到部分群众尤其老年群体存在不会用、不敢用、用不好等问题。下一步应优化线上流程，保留必要线下窗口，建立帮办代办机制，并通过群众反馈持续迭代系统。</w:t>
+        <w:rPr>
+          <w:rFonts w:ascii="Arial" w:hAnsi="Arial"/>
+          <w:sz w:val="21"/>
+        </w:rPr>
+        <w:t>参考作答应围绕数字治理的初衷、当前痛点和改进路径展开。</w:t>
       </w:r>
     </w:p>
-    <w:p/>
     <w:p>
       <w:r>
+        <w:rPr>
+          <w:rFonts w:ascii="Arial" w:hAnsi="Arial"/>
+          <w:sz w:val="21"/>
+        </w:rPr>
         <w:t>分数档：</w:t>
       </w:r>
     </w:p>
     <w:p>
       <w:r>
+        <w:rPr>
+          <w:rFonts w:ascii="Arial" w:hAnsi="Arial"/>
+          <w:sz w:val="21"/>
+        </w:rPr>
         <w:t>- 严重偏离 | 0-13.7 | 观点错误或明显脱题，缺少有效分析。</w:t>
       </w:r>
     </w:p>
     <w:p>
       <w:r>
+        <w:rPr>
+          <w:rFonts w:ascii="Arial" w:hAnsi="Arial"/>
+          <w:sz w:val="21"/>
+        </w:rPr>
         <w:t>- 基本合格 | 13.8-17.5 | 能回应题目，但分析和对策较泛。</w:t>
       </w:r>
     </w:p>
     <w:p>
       <w:r>
+        <w:rPr>
+          <w:rFonts w:ascii="Arial" w:hAnsi="Arial"/>
+          <w:sz w:val="21"/>
+        </w:rPr>
         <w:t>- 微微偏离 | 17.6-21.2 | 主线正确，部分要点展开不足。</w:t>
       </w:r>
     </w:p>
     <w:p>
       <w:r>
+        <w:rPr>
+          <w:rFonts w:ascii="Arial" w:hAnsi="Arial"/>
+          <w:sz w:val="21"/>
+        </w:rPr>
         <w:t>- 预期范围 | 21.3-25 | 结构完整、要点充分、表达自然。</w:t>
-      </w:r>
-    </w:p>
-    <w:p/>
-    <w:p>
-      <w:r>
-        <w:t>回归样例：</w:t>
-      </w:r>
-    </w:p>
-    <w:p>
-      <w:r>
-        <w:t>- caseId：AH-SYDW-20260101-01-A | answerType：high | expected：21-25 | answer：示例高分作答文本。</w:t>
-      </w:r>
-    </w:p>
-    <w:p>
-      <w:r>
-        <w:t>- caseId：AH-SYDW-20260101-01-B | answerType：low | expected：0-14 | answer：示例低分作答文本。</w:t>
       </w:r>
     </w:p>
     <w:p>
       <w:r>
         <w:rPr>
-          <w:b/>
-        </w:rPr>
-        <w:t># 题目结束</w:t>
-      </w:r>
-    </w:p>
-    <w:p/>
-    <w:p>
-      <w:r>
-        <w:rPr>
-          <w:b/>
-        </w:rPr>
-        <w:t># 题目开始</w:t>
-      </w:r>
-    </w:p>
-    <w:p>
-      <w:r>
-        <w:t>题号：AH-SYDW-20260101-02</w:t>
-      </w:r>
-    </w:p>
-    <w:p>
-      <w:r>
-        <w:t>题序：2</w:t>
-      </w:r>
-    </w:p>
-    <w:p>
-      <w:r>
-        <w:t>题型：组织管理·调研宣传</w:t>
-      </w:r>
-    </w:p>
-    <w:p>
-      <w:r>
-        <w:t>题目满分：25</w:t>
-      </w:r>
-    </w:p>
-    <w:p>
-      <w:r>
-        <w:t>题干：单位准备开展便民政策宣传活动，领导交给你组织，你会怎么做？（25分）</w:t>
-      </w:r>
-    </w:p>
-    <w:p>
-      <w:r>
-        <w:rPr>
-          <w:b/>
+          <w:rFonts w:ascii="Arial" w:hAnsi="Arial"/>
+          <w:sz w:val="21"/>
         </w:rPr>
         <w:t># 题目结束</w:t>
       </w:r>
@@ -810,14 +1458,111 @@
     <w:p>
       <w:r>
         <w:rPr>
-          <w:b/>
+          <w:rFonts w:ascii="Arial" w:hAnsi="Arial"/>
+          <w:sz w:val="21"/>
         </w:rPr>
         <w:t># 套题结束</w:t>
       </w:r>
     </w:p>
+    <w:p>
+      <w:pPr>
+        <w:pStyle w:val="Heading2"/>
+      </w:pPr>
+      <w:r>
+        <w:rPr>
+          <w:rFonts w:ascii="Arial" w:hAnsi="Arial"/>
+          <w:sz w:val="21"/>
+        </w:rPr>
+        <w:t>四、复核标记示例</w:t>
+      </w:r>
+    </w:p>
+    <w:p>
+      <w:pPr>
+        <w:pStyle w:val="ListBullet"/>
+      </w:pPr>
+      <w:r>
+        <w:rPr>
+          <w:rFonts w:ascii="Arial" w:hAnsi="Arial"/>
+          <w:sz w:val="21"/>
+        </w:rPr>
+        <w:t>无四级层级：interviewFormat 为空，classificationConfidence=medium，reviewStatus=待确认，reviewReason=未明确面试形式。</w:t>
+      </w:r>
+    </w:p>
+    <w:p>
+      <w:pPr>
+        <w:pStyle w:val="ListBullet"/>
+      </w:pPr>
+      <w:r>
+        <w:rPr>
+          <w:rFonts w:ascii="Arial" w:hAnsi="Arial"/>
+          <w:sz w:val="21"/>
+        </w:rPr>
+        <w:t>来源冲突：文件名显示江苏，套题标题显示安徽，按套题标题分类，并在 reviewReason 记录来源冲突。</w:t>
+      </w:r>
+    </w:p>
+    <w:p>
+      <w:pPr>
+        <w:pStyle w:val="ListBullet"/>
+      </w:pPr>
+      <w:r>
+        <w:rPr>
+          <w:rFonts w:ascii="Arial" w:hAnsi="Arial"/>
+          <w:sz w:val="21"/>
+        </w:rPr>
+        <w:t>无实际题目类别：保留分类接口和枚举，但题库为空时不得生成伪重点分析，等待管理员补充。</w:t>
+      </w:r>
+    </w:p>
+    <w:p>
+      <w:pPr>
+        <w:pStyle w:val="Heading1"/>
+      </w:pPr>
+      <w:r>
+        <w:rPr>
+          <w:rFonts w:ascii="Arial" w:hAnsi="Arial"/>
+          <w:sz w:val="21"/>
+        </w:rPr>
+        <w:t>四、分类纠偏提示</w:t>
+      </w:r>
+    </w:p>
+    <w:p>
+      <w:r>
+        <w:rPr>
+          <w:rFonts w:ascii="Arial" w:hAnsi="Arial"/>
+          <w:sz w:val="21"/>
+        </w:rPr>
+        <w:t>江苏事业单位真题：examCategory=事业单位考试，examSubcategory=江苏省；医疗、护理、税务、市场监管等只作为 system/positionType/portalTags。</w:t>
+      </w:r>
+    </w:p>
+    <w:p>
+      <w:r>
+        <w:rPr>
+          <w:rFonts w:ascii="Arial" w:hAnsi="Arial"/>
+          <w:sz w:val="21"/>
+        </w:rPr>
+        <w:t>安徽公务员真题：examCategory=省级公务员考试，examSubcategory=安徽省；不得出现江苏 A/B/C/D/E 类。</w:t>
+      </w:r>
+    </w:p>
+    <w:p>
+      <w:r>
+        <w:rPr>
+          <w:rFonts w:ascii="Arial" w:hAnsi="Arial"/>
+          <w:sz w:val="21"/>
+        </w:rPr>
+        <w:t>湖南公务员真题：examCategory=省级公务员考试，examSubcategory=湖南省；监狱、税务补录只作为 system、positionType 或 batch。</w:t>
+      </w:r>
+    </w:p>
+    <w:p>
+      <w:r>
+        <w:rPr>
+          <w:rFonts w:ascii="Arial" w:hAnsi="Arial"/>
+          <w:sz w:val="21"/>
+        </w:rPr>
+        <w:t>没有真实题目的国考、银行、法检等入口可保留空入口，但普通用户侧应展示暂无足够题库数据，不生成伪分析。</w:t>
+      </w:r>
+    </w:p>
     <w:sectPr>
       <w:pgSz w:w="12240" w:h="15840"/>
-      <w:pgMar w:top="1080" w:right="1152" w:bottom="1080" w:left="1152" w:header="720" w:footer="720" w:gutter="0"/>
+      <w:pgMar w:top="1152" w:right="1224" w:bottom="1152" w:left="1224" w:header="720" w:footer="720" w:gutter="0"/>
       <w:cols w:space="720"/>
       <w:docGrid w:linePitch="360"/>
     </w:sectPr>
@@ -1300,7 +2045,7 @@
       <w:outlineLvl w:val="2"/>
     </w:pPr>
     <w:rPr>
-      <w:rFonts w:asciiTheme="majorHAnsi" w:eastAsiaTheme="majorEastAsia" w:hAnsiTheme="majorHAnsi" w:cstheme="majorBidi" w:ascii="Arial" w:hAnsi="Arial"/>
+      <w:rFonts w:asciiTheme="majorHAnsi" w:eastAsiaTheme="majorEastAsia" w:hAnsiTheme="majorHAnsi" w:cstheme="majorBidi"/>
       <w:b/>
       <w:bCs/>
       <w:color w:val="4F81BD" w:themeColor="accent1"/>
